--- a/CAPSTONE/bus311-capstone-hypothesis-checklist.docx
+++ b/CAPSTONE/bus311-capstone-hypothesis-checklist.docx
@@ -4,261 +4,235 @@
   <w:body>
     <w:p>
       <w:pPr>
-        <w:spacing w:before="0" w:after="60" w:line="264" w:lineRule="auto"/>
+        <w:spacing w:after="40"/>
       </w:pPr>
       <w:r>
         <w:rPr>
-          <w:rFonts w:ascii="Calibri" w:hAnsi="Calibri"/>
+          <w:rFonts w:ascii="Aptos" w:hAnsi="Aptos"/>
           <w:b/>
-          <w:color w:val="C66A3D"/>
-          <w:sz w:val="22"/>
+          <w:i w:val="0"/>
+          <w:color w:val="9C4A2B"/>
+          <w:sz w:val="19"/>
         </w:rPr>
-        <w:t>BUS311 CAPSTONE MILESTONE 2</w:t>
+        <w:t>BUS311 CAPSTONE STAGE 2</w:t>
       </w:r>
     </w:p>
     <w:p>
       <w:pPr>
-        <w:spacing w:before="0" w:after="160" w:line="264" w:lineRule="auto"/>
+        <w:keepNext/>
+        <w:spacing w:after="100"/>
       </w:pPr>
       <w:r>
         <w:rPr>
-          <w:rFonts w:ascii="Calibri" w:hAnsi="Calibri"/>
+          <w:rFonts w:ascii="Aptos Display" w:hAnsi="Aptos Display"/>
           <w:b/>
-          <w:color w:val="0A2540"/>
-          <w:sz w:val="46"/>
+          <w:i w:val="0"/>
+          <w:color w:val="152536"/>
+          <w:sz w:val="48"/>
         </w:rPr>
         <w:t>Revenue Hypothesis Quality Checklist</w:t>
       </w:r>
     </w:p>
     <w:p>
       <w:pPr>
-        <w:spacing w:before="0" w:after="280" w:line="264" w:lineRule="auto"/>
+        <w:spacing w:after="200"/>
       </w:pPr>
       <w:r>
         <w:rPr>
-          <w:rFonts w:ascii="Calibri" w:hAnsi="Calibri"/>
-          <w:color w:val="5E6B75"/>
-          <w:sz w:val="20"/>
+          <w:rFonts w:ascii="Aptos" w:hAnsi="Aptos"/>
+          <w:b w:val="0"/>
+          <w:i w:val="0"/>
+          <w:color w:val="5B6472"/>
+          <w:sz w:val="18"/>
         </w:rPr>
-        <w:t>Individual company capstone | Instructor-review draft | Student-facing | Fall 2026</w:t>
+        <w:t>Use before and after the skeptical-CFO challenge  |  Due September 30 at 12:30 p.m. ET  |  Approved student release  |  Source v1.5.0</w:t>
       </w:r>
     </w:p>
     <w:p>
       <w:pPr>
         <w:pBdr>
-          <w:bottom w:val="single" w:sz="16" w:space="1" w:color="175FA9"/>
+          <w:bottom w:val="single" w:sz="14" w:space="1" w:color="C18A42"/>
         </w:pBdr>
-        <w:spacing w:after="200"/>
+        <w:spacing w:after="160"/>
+      </w:pPr>
+    </w:p>
+    <w:tbl>
+      <w:tblPr>
+        <w:tblStyle w:val="TableGrid"/>
+        <w:tblW w:type="dxa" w:w="9360"/>
+        <w:jc w:val="left"/>
+        <w:tblLayout w:type="fixed"/>
+        <w:tblLook w:firstColumn="1" w:firstRow="1" w:lastColumn="0" w:lastRow="0" w:noHBand="0" w:noVBand="1" w:val="04A0"/>
+        <w:tblInd w:w="120" w:type="dxa"/>
+      </w:tblPr>
+      <w:tblGrid>
+        <w:gridCol w:w="9360"/>
+      </w:tblGrid>
+      <w:tr>
+        <w:trPr>
+          <w:cantSplit/>
+        </w:trPr>
+        <w:tc>
+          <w:tcPr>
+            <w:tcW w:type="dxa" w:w="9360"/>
+            <w:shd w:fill="FFF4DF"/>
+            <w:tcMar>
+              <w:top w:w="100" w:type="dxa"/>
+              <w:start w:w="120" w:type="dxa"/>
+              <w:bottom w:w="100" w:type="dxa"/>
+              <w:end w:w="120" w:type="dxa"/>
+            </w:tcMar>
+            <w:vAlign w:val="center"/>
+          </w:tcPr>
+          <w:p>
+            <w:pPr>
+              <w:spacing w:after="40"/>
+            </w:pPr>
+            <w:r>
+              <w:rPr>
+                <w:rFonts w:ascii="Aptos" w:hAnsi="Aptos"/>
+                <w:b/>
+                <w:i w:val="0"/>
+                <w:color w:val="9C4A2B"/>
+                <w:sz w:val="19"/>
+              </w:rPr>
+              <w:t xml:space="preserve">USE THIS TWICE  </w:t>
+            </w:r>
+            <w:r>
+              <w:rPr>
+                <w:rFonts w:ascii="Aptos" w:hAnsi="Aptos"/>
+                <w:b w:val="0"/>
+                <w:i w:val="0"/>
+                <w:color w:val="152536"/>
+                <w:sz w:val="21"/>
+              </w:rPr>
+              <w:t>Complete the checklist before the skeptical-CFO challenge and again after revising the hypothesis. A hypothesis is ready only when every required item can be answered with company-specific evidence.</w:t>
+            </w:r>
+          </w:p>
+        </w:tc>
+      </w:tr>
+    </w:tbl>
+    <w:p>
+      <w:pPr>
+        <w:spacing w:after="20"/>
       </w:pPr>
     </w:p>
     <w:p>
       <w:pPr>
-        <w:spacing w:before="0" w:after="120" w:line="264" w:lineRule="auto"/>
+        <w:spacing w:after="100"/>
       </w:pPr>
       <w:r>
         <w:rPr>
-          <w:rFonts w:ascii="Calibri" w:hAnsi="Calibri"/>
-          <w:b/>
-          <w:color w:val="000000"/>
-          <w:sz w:val="22"/>
+          <w:rFonts w:ascii="Aptos" w:hAnsi="Aptos"/>
+          <w:b w:val="0"/>
+          <w:i w:val="0"/>
+          <w:color w:val="1A1F2C"/>
+          <w:sz w:val="21"/>
         </w:rPr>
-        <w:t>Document status:</w:t>
-      </w:r>
-      <w:r>
-        <w:rPr>
-          <w:rFonts w:ascii="Calibri" w:hAnsi="Calibri"/>
-          <w:color w:val="000000"/>
-          <w:sz w:val="22"/>
-        </w:rPr>
-        <w:t xml:space="preserve"> Instructor-review draft | </w:t>
-      </w:r>
-      <w:r>
-        <w:rPr>
-          <w:rFonts w:ascii="Calibri" w:hAnsi="Calibri"/>
-          <w:b/>
-          <w:color w:val="000000"/>
-          <w:sz w:val="22"/>
-        </w:rPr>
-        <w:t>Updated:</w:t>
-      </w:r>
-      <w:r>
-        <w:rPr>
-          <w:rFonts w:ascii="Calibri" w:hAnsi="Calibri"/>
-          <w:color w:val="000000"/>
-          <w:sz w:val="22"/>
-        </w:rPr>
-        <w:t xml:space="preserve"> July 29, 2026</w:t>
+        <w:t>A limitation such as 'not disclosed' must be managed openly. It is never permission to invent a number.</w:t>
       </w:r>
     </w:p>
     <w:p>
       <w:pPr>
-        <w:spacing w:before="0" w:after="120" w:line="264" w:lineRule="auto"/>
+        <w:pStyle w:val="Heading1"/>
+        <w:keepNext/>
+      </w:pPr>
+      <w:r>
+        <w:t>A. One-sentence hypothesis</w:t>
+      </w:r>
+    </w:p>
+    <w:tbl>
+      <w:tblPr>
+        <w:tblStyle w:val="TableGrid"/>
+        <w:tblW w:type="dxa" w:w="9360"/>
+        <w:jc w:val="left"/>
+        <w:tblLayout w:type="fixed"/>
+        <w:tblLook w:firstColumn="1" w:firstRow="1" w:lastColumn="0" w:lastRow="0" w:noHBand="0" w:noVBand="1" w:val="04A0"/>
+        <w:tblInd w:w="120" w:type="dxa"/>
+      </w:tblPr>
+      <w:tblGrid>
+        <w:gridCol w:w="9360"/>
+      </w:tblGrid>
+      <w:tr>
+        <w:trPr>
+          <w:cantSplit/>
+        </w:trPr>
+        <w:tc>
+          <w:tcPr>
+            <w:tcW w:type="dxa" w:w="9360"/>
+            <w:shd w:fill="EDF3F7"/>
+            <w:tcMar>
+              <w:top w:w="100" w:type="dxa"/>
+              <w:start w:w="120" w:type="dxa"/>
+              <w:bottom w:w="100" w:type="dxa"/>
+              <w:end w:w="120" w:type="dxa"/>
+            </w:tcMar>
+            <w:vAlign w:val="center"/>
+          </w:tcPr>
+          <w:p>
+            <w:pPr>
+              <w:spacing w:after="40"/>
+            </w:pPr>
+            <w:r>
+              <w:rPr>
+                <w:rFonts w:ascii="Aptos" w:hAnsi="Aptos"/>
+                <w:b/>
+                <w:i w:val="0"/>
+                <w:color w:val="355773"/>
+                <w:sz w:val="19"/>
+              </w:rPr>
+              <w:t xml:space="preserve">TEMPLATE  </w:t>
+            </w:r>
+            <w:r>
+              <w:rPr>
+                <w:rFonts w:ascii="Aptos" w:hAnsi="Aptos"/>
+                <w:b w:val="0"/>
+                <w:i w:val="0"/>
+                <w:color w:val="152536"/>
+                <w:sz w:val="21"/>
+              </w:rPr>
+              <w:t>Over [period], [company-specific driver or mechanism] will [directional revenue or margin effect] because [causal logic]. I would weaken or reject this claim if [observable falsification evidence] occurs.</w:t>
+            </w:r>
+          </w:p>
+        </w:tc>
+      </w:tr>
+    </w:tbl>
+    <w:p>
+      <w:pPr>
+        <w:spacing w:after="20"/>
+      </w:pPr>
+    </w:p>
+    <w:p>
+      <w:pPr>
+        <w:spacing w:after="140"/>
       </w:pPr>
       <w:r>
         <w:rPr>
-          <w:rFonts w:ascii="Calibri" w:hAnsi="Calibri"/>
-          <w:color w:val="000000"/>
-          <w:sz w:val="22"/>
+          <w:rFonts w:ascii="Aptos" w:hAnsi="Aptos"/>
+          <w:b/>
+          <w:i w:val="0"/>
+          <w:color w:val="152536"/>
+          <w:sz w:val="21"/>
         </w:rPr>
-        <w:t>Use this checklist before the skeptical-CFO challenge and again after revising the hypothesis. A hypothesis is ready only when every required item can be answered with company-specific evidence. “Not disclosed” is a limitation to manage, not a reason to invent a number.</w:t>
+        <w:t xml:space="preserve">Student draft: </w:t>
+      </w:r>
+      <w:r>
+        <w:rPr>
+          <w:rFonts w:ascii="Aptos" w:hAnsi="Aptos"/>
+          <w:b w:val="0"/>
+          <w:i/>
+          <w:color w:val="5B6472"/>
+          <w:sz w:val="21"/>
+        </w:rPr>
+        <w:t>[Type here.]</w:t>
       </w:r>
     </w:p>
     <w:p>
       <w:pPr>
-        <w:pStyle w:val="Heading2"/>
+        <w:pStyle w:val="Heading1"/>
+        <w:keepNext/>
       </w:pPr>
       <w:r>
-        <w:rPr>
-          <w:rFonts w:ascii="Calibri" w:hAnsi="Calibri"/>
-          <w:color w:val="175FA9"/>
-          <w:sz w:val="26"/>
-        </w:rPr>
-        <w:t>A. One-sentence hypothesis</w:t>
-      </w:r>
-    </w:p>
-    <w:p>
-      <w:pPr>
-        <w:spacing w:before="80" w:after="160" w:line="264" w:lineRule="auto"/>
-        <w:ind w:left="360" w:right="216"/>
-        <w:shd w:fill="F7E9E2"/>
-      </w:pPr>
-      <w:r>
-        <w:rPr>
-          <w:rFonts w:ascii="Calibri" w:hAnsi="Calibri"/>
-          <w:i/>
-          <w:color w:val="0A2540"/>
-          <w:sz w:val="22"/>
-        </w:rPr>
-        <w:t xml:space="preserve">Over </w:t>
-      </w:r>
-      <w:r>
-        <w:rPr>
-          <w:rFonts w:ascii="Calibri" w:hAnsi="Calibri"/>
-          <w:b/>
-          <w:i/>
-          <w:color w:val="0A2540"/>
-          <w:sz w:val="22"/>
-        </w:rPr>
-        <w:t>[period]</w:t>
-      </w:r>
-      <w:r>
-        <w:rPr>
-          <w:rFonts w:ascii="Calibri" w:hAnsi="Calibri"/>
-          <w:i/>
-          <w:color w:val="0A2540"/>
-          <w:sz w:val="22"/>
-        </w:rPr>
-        <w:t xml:space="preserve">, </w:t>
-      </w:r>
-      <w:r>
-        <w:rPr>
-          <w:rFonts w:ascii="Calibri" w:hAnsi="Calibri"/>
-          <w:b/>
-          <w:i/>
-          <w:color w:val="0A2540"/>
-          <w:sz w:val="22"/>
-        </w:rPr>
-        <w:t>[company-specific driver or mechanism]</w:t>
-      </w:r>
-      <w:r>
-        <w:rPr>
-          <w:rFonts w:ascii="Calibri" w:hAnsi="Calibri"/>
-          <w:i/>
-          <w:color w:val="0A2540"/>
-          <w:sz w:val="22"/>
-        </w:rPr>
-        <w:t xml:space="preserve"> will </w:t>
-      </w:r>
-      <w:r>
-        <w:rPr>
-          <w:rFonts w:ascii="Calibri" w:hAnsi="Calibri"/>
-          <w:b/>
-          <w:i/>
-          <w:color w:val="0A2540"/>
-          <w:sz w:val="22"/>
-        </w:rPr>
-        <w:t>[directional revenue or margin effect]</w:t>
-      </w:r>
-      <w:r>
-        <w:rPr>
-          <w:rFonts w:ascii="Calibri" w:hAnsi="Calibri"/>
-          <w:i/>
-          <w:color w:val="0A2540"/>
-          <w:sz w:val="22"/>
-        </w:rPr>
-        <w:t xml:space="preserve"> because </w:t>
-      </w:r>
-      <w:r>
-        <w:rPr>
-          <w:rFonts w:ascii="Calibri" w:hAnsi="Calibri"/>
-          <w:b/>
-          <w:i/>
-          <w:color w:val="0A2540"/>
-          <w:sz w:val="22"/>
-        </w:rPr>
-        <w:t>[causal logic]</w:t>
-      </w:r>
-      <w:r>
-        <w:rPr>
-          <w:rFonts w:ascii="Calibri" w:hAnsi="Calibri"/>
-          <w:i/>
-          <w:color w:val="0A2540"/>
-          <w:sz w:val="22"/>
-        </w:rPr>
-        <w:t xml:space="preserve">. I would weaken or reject this claim if </w:t>
-      </w:r>
-      <w:r>
-        <w:rPr>
-          <w:rFonts w:ascii="Calibri" w:hAnsi="Calibri"/>
-          <w:b/>
-          <w:i/>
-          <w:color w:val="0A2540"/>
-          <w:sz w:val="22"/>
-        </w:rPr>
-        <w:t>[observable falsification evidence]</w:t>
-      </w:r>
-      <w:r>
-        <w:rPr>
-          <w:rFonts w:ascii="Calibri" w:hAnsi="Calibri"/>
-          <w:i/>
-          <w:color w:val="0A2540"/>
-          <w:sz w:val="22"/>
-        </w:rPr>
-        <w:t xml:space="preserve"> occurs.</w:t>
-      </w:r>
-    </w:p>
-    <w:p>
-      <w:pPr>
-        <w:spacing w:before="0" w:after="120" w:line="264" w:lineRule="auto"/>
-      </w:pPr>
-      <w:r>
-        <w:rPr>
-          <w:rFonts w:ascii="Calibri" w:hAnsi="Calibri"/>
-          <w:b/>
-          <w:color w:val="000000"/>
-          <w:sz w:val="22"/>
-        </w:rPr>
-        <w:t>Student draft:</w:t>
-      </w:r>
-      <w:r>
-        <w:rPr>
-          <w:rFonts w:ascii="Calibri" w:hAnsi="Calibri"/>
-          <w:color w:val="000000"/>
-          <w:sz w:val="22"/>
-        </w:rPr>
-        <w:t xml:space="preserve"> [Type here.]</w:t>
-      </w:r>
-    </w:p>
-    <w:p>
-      <w:pPr>
-        <w:pStyle w:val="Heading2"/>
-      </w:pPr>
-      <w:r>
-        <w:rPr>
-          <w:rFonts w:ascii="Calibri" w:hAnsi="Calibri"/>
-          <w:color w:val="175FA9"/>
-          <w:sz w:val="26"/>
-        </w:rPr>
         <w:t>B. Required quality checks</w:t>
       </w:r>
     </w:p>
@@ -272,9 +246,8 @@
         <w:tblInd w:w="120" w:type="dxa"/>
       </w:tblPr>
       <w:tblGrid>
-        <w:gridCol w:w="2200"/>
-        <w:gridCol w:w="3480"/>
-        <w:gridCol w:w="3680"/>
+        <w:gridCol w:w="6100"/>
+        <w:gridCol w:w="3260"/>
       </w:tblGrid>
       <w:tr>
         <w:trPr>
@@ -283,100 +256,59 @@
         </w:trPr>
         <w:tc>
           <w:tcPr>
-            <w:tcW w:type="dxa" w:w="2200"/>
-            <w:shd w:fill="EAF2F8"/>
+            <w:tcW w:type="dxa" w:w="6100"/>
+            <w:shd w:fill="EDF3F7"/>
             <w:tcMar>
-              <w:top w:w="80" w:type="dxa"/>
+              <w:top w:w="100" w:type="dxa"/>
               <w:start w:w="120" w:type="dxa"/>
-              <w:bottom w:w="80" w:type="dxa"/>
+              <w:bottom w:w="100" w:type="dxa"/>
               <w:end w:w="120" w:type="dxa"/>
             </w:tcMar>
             <w:vAlign w:val="center"/>
           </w:tcPr>
           <w:p>
             <w:pPr>
-              <w:spacing w:before="0" w:after="40" w:line="252" w:lineRule="auto"/>
-              <w:jc w:val="left"/>
+              <w:spacing w:after="20" w:line="247" w:lineRule="auto"/>
             </w:pPr>
+            <w:r/>
             <w:r>
               <w:rPr>
+                <w:rFonts w:ascii="Aptos" w:hAnsi="Aptos"/>
                 <w:b/>
+                <w:i w:val="0"/>
+                <w:color w:val="152536"/>
+                <w:sz w:val="18"/>
               </w:rPr>
-            </w:r>
-            <w:r>
-              <w:rPr>
-                <w:rFonts w:ascii="Calibri" w:hAnsi="Calibri"/>
-                <w:b/>
-                <w:color w:val="0A2540"/>
-                <w:sz w:val="19"/>
-              </w:rPr>
-              <w:t>Check</w:t>
+              <w:t>Quality check</w:t>
             </w:r>
           </w:p>
         </w:tc>
         <w:tc>
           <w:tcPr>
-            <w:tcW w:type="dxa" w:w="3480"/>
-            <w:shd w:fill="EAF2F8"/>
+            <w:tcW w:type="dxa" w:w="3260"/>
+            <w:shd w:fill="EDF3F7"/>
             <w:tcMar>
-              <w:top w:w="80" w:type="dxa"/>
+              <w:top w:w="100" w:type="dxa"/>
               <w:start w:w="120" w:type="dxa"/>
-              <w:bottom w:w="80" w:type="dxa"/>
+              <w:bottom w:w="100" w:type="dxa"/>
               <w:end w:w="120" w:type="dxa"/>
             </w:tcMar>
             <w:vAlign w:val="center"/>
           </w:tcPr>
           <w:p>
             <w:pPr>
-              <w:spacing w:before="0" w:after="40" w:line="252" w:lineRule="auto"/>
-              <w:jc w:val="left"/>
+              <w:spacing w:after="20" w:line="247" w:lineRule="auto"/>
             </w:pPr>
+            <w:r/>
             <w:r>
               <w:rPr>
+                <w:rFonts w:ascii="Aptos" w:hAnsi="Aptos"/>
                 <w:b/>
+                <w:i w:val="0"/>
+                <w:color w:val="152536"/>
+                <w:sz w:val="18"/>
               </w:rPr>
-            </w:r>
-            <w:r>
-              <w:rPr>
-                <w:rFonts w:ascii="Calibri" w:hAnsi="Calibri"/>
-                <w:b/>
-                <w:color w:val="0A2540"/>
-                <w:sz w:val="19"/>
-              </w:rPr>
-              <w:t>Yes / revise</w:t>
-            </w:r>
-          </w:p>
-        </w:tc>
-        <w:tc>
-          <w:tcPr>
-            <w:tcW w:type="dxa" w:w="3680"/>
-            <w:shd w:fill="EAF2F8"/>
-            <w:tcMar>
-              <w:top w:w="80" w:type="dxa"/>
-              <w:start w:w="120" w:type="dxa"/>
-              <w:bottom w:w="80" w:type="dxa"/>
-              <w:end w:w="120" w:type="dxa"/>
-            </w:tcMar>
-            <w:vAlign w:val="center"/>
-          </w:tcPr>
-          <w:p>
-            <w:pPr>
-              <w:spacing w:before="0" w:after="40" w:line="252" w:lineRule="auto"/>
-              <w:jc w:val="left"/>
-            </w:pPr>
-            <w:r>
-              <w:rPr>
-                <w:b/>
-              </w:rPr>
-            </w:r>
-            <w:r>
-              <w:rPr>
-                <w:rFonts w:ascii="Calibri" w:hAnsi="Calibri"/>
-                <w:b/>
-                <w:color w:val="0A2540"/>
-                <w:sz w:val="19"/>
-              </w:rPr>
-              <w:t>Evidence ID or revision note</w:t>
+              <w:t>Yes, revise, and evidence</w:t>
             </w:r>
           </w:p>
         </w:tc>
@@ -387,89 +319,1073 @@
         </w:trPr>
         <w:tc>
           <w:tcPr>
-            <w:tcW w:type="dxa" w:w="2200"/>
+            <w:tcW w:type="dxa" w:w="6100"/>
             <w:tcMar>
-              <w:top w:w="80" w:type="dxa"/>
+              <w:top w:w="100" w:type="dxa"/>
               <w:start w:w="120" w:type="dxa"/>
-              <w:bottom w:w="80" w:type="dxa"/>
+              <w:bottom w:w="100" w:type="dxa"/>
               <w:end w:w="120" w:type="dxa"/>
             </w:tcMar>
             <w:vAlign w:val="center"/>
           </w:tcPr>
           <w:p>
             <w:pPr>
-              <w:spacing w:before="0" w:after="40" w:line="252" w:lineRule="auto"/>
-              <w:jc w:val="left"/>
+              <w:spacing w:after="20" w:line="247" w:lineRule="auto"/>
             </w:pPr>
             <w:r/>
             <w:r>
               <w:rPr>
-                <w:rFonts w:ascii="Calibri" w:hAnsi="Calibri"/>
-                <w:b/>
-                <w:color w:val="000000"/>
-                <w:sz w:val="19"/>
+                <w:rFonts w:ascii="Aptos" w:hAnsi="Aptos"/>
+                <w:b w:val="0"/>
+                <w:i w:val="0"/>
+                <w:color w:val="1A1F2C"/>
+                <w:sz w:val="18"/>
               </w:rPr>
-              <w:t>Specific driver:</w:t>
-            </w:r>
-            <w:r>
-              <w:rPr>
-                <w:rFonts w:ascii="Calibri" w:hAnsi="Calibri"/>
-                <w:color w:val="000000"/>
-                <w:sz w:val="19"/>
-              </w:rPr>
-              <w:t xml:space="preserve"> The claim names a company-relevant operating driver rather than “the economy,” “management,” or “growth” in general.</w:t>
+              <w:t>Specific driver: The claim names a company-relevant operating driver rather than the economy, management, or growth in general.</w:t>
             </w:r>
           </w:p>
         </w:tc>
         <w:tc>
           <w:tcPr>
-            <w:tcW w:type="dxa" w:w="3480"/>
+            <w:tcW w:type="dxa" w:w="3260"/>
             <w:tcMar>
-              <w:top w:w="80" w:type="dxa"/>
+              <w:top w:w="100" w:type="dxa"/>
               <w:start w:w="120" w:type="dxa"/>
-              <w:bottom w:w="80" w:type="dxa"/>
+              <w:bottom w:w="100" w:type="dxa"/>
               <w:end w:w="120" w:type="dxa"/>
             </w:tcMar>
             <w:vAlign w:val="center"/>
           </w:tcPr>
           <w:p>
             <w:pPr>
-              <w:spacing w:before="0" w:after="40" w:line="252" w:lineRule="auto"/>
-              <w:jc w:val="left"/>
+              <w:spacing w:after="20" w:line="247" w:lineRule="auto"/>
             </w:pPr>
             <w:r/>
             <w:r>
               <w:rPr>
-                <w:rFonts w:ascii="Calibri" w:hAnsi="Calibri"/>
-                <w:color w:val="000000"/>
-                <w:sz w:val="19"/>
+                <w:rFonts w:ascii="Aptos" w:hAnsi="Aptos"/>
+                <w:b w:val="0"/>
+                <w:i w:val="0"/>
+                <w:color w:val="1A1F2C"/>
+                <w:sz w:val="18"/>
               </w:rPr>
-              <w:t>[ ]</w:t>
+              <w:t>[ ] Yes / revise</w:t>
+              <w:br/>
+              <w:t>Evidence ID or revision note: [Type here.]</w:t>
             </w:r>
           </w:p>
         </w:tc>
+      </w:tr>
+      <w:tr>
+        <w:trPr>
+          <w:cantSplit/>
+        </w:trPr>
         <w:tc>
           <w:tcPr>
-            <w:tcW w:type="dxa" w:w="3680"/>
+            <w:tcW w:type="dxa" w:w="6100"/>
+            <w:shd w:fill="FAF8F3"/>
             <w:tcMar>
-              <w:top w:w="80" w:type="dxa"/>
+              <w:top w:w="100" w:type="dxa"/>
               <w:start w:w="120" w:type="dxa"/>
-              <w:bottom w:w="80" w:type="dxa"/>
+              <w:bottom w:w="100" w:type="dxa"/>
               <w:end w:w="120" w:type="dxa"/>
             </w:tcMar>
             <w:vAlign w:val="center"/>
           </w:tcPr>
           <w:p>
             <w:pPr>
-              <w:spacing w:before="0" w:after="40" w:line="252" w:lineRule="auto"/>
-              <w:jc w:val="left"/>
+              <w:spacing w:after="20" w:line="247" w:lineRule="auto"/>
             </w:pPr>
             <w:r/>
             <w:r>
               <w:rPr>
-                <w:rFonts w:ascii="Calibri" w:hAnsi="Calibri"/>
-                <w:color w:val="000000"/>
-                <w:sz w:val="19"/>
+                <w:rFonts w:ascii="Aptos" w:hAnsi="Aptos"/>
+                <w:b w:val="0"/>
+                <w:i w:val="0"/>
+                <w:color w:val="1A1F2C"/>
+                <w:sz w:val="18"/>
+              </w:rPr>
+              <w:t>Causal mechanism: The claim explains how the driver reaches revenue or margin.</w:t>
+            </w:r>
+          </w:p>
+        </w:tc>
+        <w:tc>
+          <w:tcPr>
+            <w:tcW w:type="dxa" w:w="3260"/>
+            <w:shd w:fill="FAF8F3"/>
+            <w:tcMar>
+              <w:top w:w="100" w:type="dxa"/>
+              <w:start w:w="120" w:type="dxa"/>
+              <w:bottom w:w="100" w:type="dxa"/>
+              <w:end w:w="120" w:type="dxa"/>
+            </w:tcMar>
+            <w:vAlign w:val="center"/>
+          </w:tcPr>
+          <w:p>
+            <w:pPr>
+              <w:spacing w:after="20" w:line="247" w:lineRule="auto"/>
+            </w:pPr>
+            <w:r/>
+            <w:r>
+              <w:rPr>
+                <w:rFonts w:ascii="Aptos" w:hAnsi="Aptos"/>
+                <w:b w:val="0"/>
+                <w:i w:val="0"/>
+                <w:color w:val="1A1F2C"/>
+                <w:sz w:val="18"/>
+              </w:rPr>
+              <w:t>[ ] Yes / revise</w:t>
+              <w:br/>
+              <w:t>Evidence ID or revision note: [Type here.]</w:t>
+            </w:r>
+          </w:p>
+        </w:tc>
+      </w:tr>
+      <w:tr>
+        <w:trPr>
+          <w:cantSplit/>
+        </w:trPr>
+        <w:tc>
+          <w:tcPr>
+            <w:tcW w:type="dxa" w:w="6100"/>
+            <w:tcMar>
+              <w:top w:w="100" w:type="dxa"/>
+              <w:start w:w="120" w:type="dxa"/>
+              <w:bottom w:w="100" w:type="dxa"/>
+              <w:end w:w="120" w:type="dxa"/>
+            </w:tcMar>
+            <w:vAlign w:val="center"/>
+          </w:tcPr>
+          <w:p>
+            <w:pPr>
+              <w:spacing w:after="20" w:line="247" w:lineRule="auto"/>
+            </w:pPr>
+            <w:r/>
+            <w:r>
+              <w:rPr>
+                <w:rFonts w:ascii="Aptos" w:hAnsi="Aptos"/>
+                <w:b w:val="0"/>
+                <w:i w:val="0"/>
+                <w:color w:val="1A1F2C"/>
+                <w:sz w:val="18"/>
+              </w:rPr>
+              <w:t>Directional effect: The expected effect is clear enough to translate into a forecast assumption.</w:t>
+            </w:r>
+          </w:p>
+        </w:tc>
+        <w:tc>
+          <w:tcPr>
+            <w:tcW w:type="dxa" w:w="3260"/>
+            <w:tcMar>
+              <w:top w:w="100" w:type="dxa"/>
+              <w:start w:w="120" w:type="dxa"/>
+              <w:bottom w:w="100" w:type="dxa"/>
+              <w:end w:w="120" w:type="dxa"/>
+            </w:tcMar>
+            <w:vAlign w:val="center"/>
+          </w:tcPr>
+          <w:p>
+            <w:pPr>
+              <w:spacing w:after="20" w:line="247" w:lineRule="auto"/>
+            </w:pPr>
+            <w:r/>
+            <w:r>
+              <w:rPr>
+                <w:rFonts w:ascii="Aptos" w:hAnsi="Aptos"/>
+                <w:b w:val="0"/>
+                <w:i w:val="0"/>
+                <w:color w:val="1A1F2C"/>
+                <w:sz w:val="18"/>
+              </w:rPr>
+              <w:t>[ ] Yes / revise</w:t>
+              <w:br/>
+              <w:t>Evidence ID or revision note: [Type here.]</w:t>
+            </w:r>
+          </w:p>
+        </w:tc>
+      </w:tr>
+      <w:tr>
+        <w:trPr>
+          <w:cantSplit/>
+        </w:trPr>
+        <w:tc>
+          <w:tcPr>
+            <w:tcW w:type="dxa" w:w="6100"/>
+            <w:shd w:fill="FAF8F3"/>
+            <w:tcMar>
+              <w:top w:w="100" w:type="dxa"/>
+              <w:start w:w="120" w:type="dxa"/>
+              <w:bottom w:w="100" w:type="dxa"/>
+              <w:end w:w="120" w:type="dxa"/>
+            </w:tcMar>
+            <w:vAlign w:val="center"/>
+          </w:tcPr>
+          <w:p>
+            <w:pPr>
+              <w:spacing w:after="20" w:line="247" w:lineRule="auto"/>
+            </w:pPr>
+            <w:r/>
+            <w:r>
+              <w:rPr>
+                <w:rFonts w:ascii="Aptos" w:hAnsi="Aptos"/>
+                <w:b w:val="0"/>
+                <w:i w:val="0"/>
+                <w:color w:val="1A1F2C"/>
+                <w:sz w:val="18"/>
+              </w:rPr>
+              <w:t>Defined period: The claim states a fiscal year, forecast window, or decision horizon.</w:t>
+            </w:r>
+          </w:p>
+        </w:tc>
+        <w:tc>
+          <w:tcPr>
+            <w:tcW w:type="dxa" w:w="3260"/>
+            <w:shd w:fill="FAF8F3"/>
+            <w:tcMar>
+              <w:top w:w="100" w:type="dxa"/>
+              <w:start w:w="120" w:type="dxa"/>
+              <w:bottom w:w="100" w:type="dxa"/>
+              <w:end w:w="120" w:type="dxa"/>
+            </w:tcMar>
+            <w:vAlign w:val="center"/>
+          </w:tcPr>
+          <w:p>
+            <w:pPr>
+              <w:spacing w:after="20" w:line="247" w:lineRule="auto"/>
+            </w:pPr>
+            <w:r/>
+            <w:r>
+              <w:rPr>
+                <w:rFonts w:ascii="Aptos" w:hAnsi="Aptos"/>
+                <w:b w:val="0"/>
+                <w:i w:val="0"/>
+                <w:color w:val="1A1F2C"/>
+                <w:sz w:val="18"/>
+              </w:rPr>
+              <w:t>[ ] Yes / revise</w:t>
+              <w:br/>
+              <w:t>Evidence ID or revision note: [Type here.]</w:t>
+            </w:r>
+          </w:p>
+        </w:tc>
+      </w:tr>
+      <w:tr>
+        <w:trPr>
+          <w:cantSplit/>
+        </w:trPr>
+        <w:tc>
+          <w:tcPr>
+            <w:tcW w:type="dxa" w:w="6100"/>
+            <w:tcMar>
+              <w:top w:w="100" w:type="dxa"/>
+              <w:start w:w="120" w:type="dxa"/>
+              <w:bottom w:w="100" w:type="dxa"/>
+              <w:end w:w="120" w:type="dxa"/>
+            </w:tcMar>
+            <w:vAlign w:val="center"/>
+          </w:tcPr>
+          <w:p>
+            <w:pPr>
+              <w:spacing w:after="20" w:line="247" w:lineRule="auto"/>
+            </w:pPr>
+            <w:r/>
+            <w:r>
+              <w:rPr>
+                <w:rFonts w:ascii="Aptos" w:hAnsi="Aptos"/>
+                <w:b w:val="0"/>
+                <w:i w:val="0"/>
+                <w:color w:val="1A1F2C"/>
+                <w:sz w:val="18"/>
+              </w:rPr>
+              <w:t>Company evidence: At least two independent pieces of SEC, FactSet, Excel, or other credible evidence support testing the claim.</w:t>
+            </w:r>
+          </w:p>
+        </w:tc>
+        <w:tc>
+          <w:tcPr>
+            <w:tcW w:type="dxa" w:w="3260"/>
+            <w:tcMar>
+              <w:top w:w="100" w:type="dxa"/>
+              <w:start w:w="120" w:type="dxa"/>
+              <w:bottom w:w="100" w:type="dxa"/>
+              <w:end w:w="120" w:type="dxa"/>
+            </w:tcMar>
+            <w:vAlign w:val="center"/>
+          </w:tcPr>
+          <w:p>
+            <w:pPr>
+              <w:spacing w:after="20" w:line="247" w:lineRule="auto"/>
+            </w:pPr>
+            <w:r/>
+            <w:r>
+              <w:rPr>
+                <w:rFonts w:ascii="Aptos" w:hAnsi="Aptos"/>
+                <w:b w:val="0"/>
+                <w:i w:val="0"/>
+                <w:color w:val="1A1F2C"/>
+                <w:sz w:val="18"/>
+              </w:rPr>
+              <w:t>[ ] Yes / revise</w:t>
+              <w:br/>
+              <w:t>Evidence ID or revision note: [Type here.]</w:t>
+            </w:r>
+          </w:p>
+        </w:tc>
+      </w:tr>
+      <w:tr>
+        <w:trPr>
+          <w:cantSplit/>
+        </w:trPr>
+        <w:tc>
+          <w:tcPr>
+            <w:tcW w:type="dxa" w:w="6100"/>
+            <w:shd w:fill="FAF8F3"/>
+            <w:tcMar>
+              <w:top w:w="100" w:type="dxa"/>
+              <w:start w:w="120" w:type="dxa"/>
+              <w:bottom w:w="100" w:type="dxa"/>
+              <w:end w:w="120" w:type="dxa"/>
+            </w:tcMar>
+            <w:vAlign w:val="center"/>
+          </w:tcPr>
+          <w:p>
+            <w:pPr>
+              <w:spacing w:after="20" w:line="247" w:lineRule="auto"/>
+            </w:pPr>
+            <w:r/>
+            <w:r>
+              <w:rPr>
+                <w:rFonts w:ascii="Aptos" w:hAnsi="Aptos"/>
+                <w:b w:val="0"/>
+                <w:i w:val="0"/>
+                <w:color w:val="1A1F2C"/>
+                <w:sz w:val="18"/>
+              </w:rPr>
+              <w:t>Leading indicator: At least one observable measure should move before or with the expected revenue effect.</w:t>
+            </w:r>
+          </w:p>
+        </w:tc>
+        <w:tc>
+          <w:tcPr>
+            <w:tcW w:type="dxa" w:w="3260"/>
+            <w:shd w:fill="FAF8F3"/>
+            <w:tcMar>
+              <w:top w:w="100" w:type="dxa"/>
+              <w:start w:w="120" w:type="dxa"/>
+              <w:bottom w:w="100" w:type="dxa"/>
+              <w:end w:w="120" w:type="dxa"/>
+            </w:tcMar>
+            <w:vAlign w:val="center"/>
+          </w:tcPr>
+          <w:p>
+            <w:pPr>
+              <w:spacing w:after="20" w:line="247" w:lineRule="auto"/>
+            </w:pPr>
+            <w:r/>
+            <w:r>
+              <w:rPr>
+                <w:rFonts w:ascii="Aptos" w:hAnsi="Aptos"/>
+                <w:b w:val="0"/>
+                <w:i w:val="0"/>
+                <w:color w:val="1A1F2C"/>
+                <w:sz w:val="18"/>
+              </w:rPr>
+              <w:t>[ ] Yes / revise</w:t>
+              <w:br/>
+              <w:t>Evidence ID or revision note: [Type here.]</w:t>
+            </w:r>
+          </w:p>
+        </w:tc>
+      </w:tr>
+      <w:tr>
+        <w:trPr>
+          <w:cantSplit/>
+        </w:trPr>
+        <w:tc>
+          <w:tcPr>
+            <w:tcW w:type="dxa" w:w="6100"/>
+            <w:tcMar>
+              <w:top w:w="100" w:type="dxa"/>
+              <w:start w:w="120" w:type="dxa"/>
+              <w:bottom w:w="100" w:type="dxa"/>
+              <w:end w:w="120" w:type="dxa"/>
+            </w:tcMar>
+            <w:vAlign w:val="center"/>
+          </w:tcPr>
+          <w:p>
+            <w:pPr>
+              <w:spacing w:after="20" w:line="247" w:lineRule="auto"/>
+            </w:pPr>
+            <w:r/>
+            <w:r>
+              <w:rPr>
+                <w:rFonts w:ascii="Aptos" w:hAnsi="Aptos"/>
+                <w:b w:val="0"/>
+                <w:i w:val="0"/>
+                <w:color w:val="1A1F2C"/>
+                <w:sz w:val="18"/>
+              </w:rPr>
+              <w:t>Falsification evidence: A reasonable observation could weaken or disprove the claim; the hypothesis cannot be true under every outcome.</w:t>
+            </w:r>
+          </w:p>
+        </w:tc>
+        <w:tc>
+          <w:tcPr>
+            <w:tcW w:type="dxa" w:w="3260"/>
+            <w:tcMar>
+              <w:top w:w="100" w:type="dxa"/>
+              <w:start w:w="120" w:type="dxa"/>
+              <w:bottom w:w="100" w:type="dxa"/>
+              <w:end w:w="120" w:type="dxa"/>
+            </w:tcMar>
+            <w:vAlign w:val="center"/>
+          </w:tcPr>
+          <w:p>
+            <w:pPr>
+              <w:spacing w:after="20" w:line="247" w:lineRule="auto"/>
+            </w:pPr>
+            <w:r/>
+            <w:r>
+              <w:rPr>
+                <w:rFonts w:ascii="Aptos" w:hAnsi="Aptos"/>
+                <w:b w:val="0"/>
+                <w:i w:val="0"/>
+                <w:color w:val="1A1F2C"/>
+                <w:sz w:val="18"/>
+              </w:rPr>
+              <w:t>[ ] Yes / revise</w:t>
+              <w:br/>
+              <w:t>Evidence ID or revision note: [Type here.]</w:t>
+            </w:r>
+          </w:p>
+        </w:tc>
+      </w:tr>
+      <w:tr>
+        <w:trPr>
+          <w:cantSplit/>
+        </w:trPr>
+        <w:tc>
+          <w:tcPr>
+            <w:tcW w:type="dxa" w:w="6100"/>
+            <w:shd w:fill="FAF8F3"/>
+            <w:tcMar>
+              <w:top w:w="100" w:type="dxa"/>
+              <w:start w:w="120" w:type="dxa"/>
+              <w:bottom w:w="100" w:type="dxa"/>
+              <w:end w:w="120" w:type="dxa"/>
+            </w:tcMar>
+            <w:vAlign w:val="center"/>
+          </w:tcPr>
+          <w:p>
+            <w:pPr>
+              <w:spacing w:after="20" w:line="247" w:lineRule="auto"/>
+            </w:pPr>
+            <w:r/>
+            <w:r>
+              <w:rPr>
+                <w:rFonts w:ascii="Aptos" w:hAnsi="Aptos"/>
+                <w:b w:val="0"/>
+                <w:i w:val="0"/>
+                <w:color w:val="1A1F2C"/>
+                <w:sz w:val="18"/>
+              </w:rPr>
+              <w:t>Alternative explanation: At least one other plausible cause is named and can be compared with the preferred explanation.</w:t>
+            </w:r>
+          </w:p>
+        </w:tc>
+        <w:tc>
+          <w:tcPr>
+            <w:tcW w:type="dxa" w:w="3260"/>
+            <w:shd w:fill="FAF8F3"/>
+            <w:tcMar>
+              <w:top w:w="100" w:type="dxa"/>
+              <w:start w:w="120" w:type="dxa"/>
+              <w:bottom w:w="100" w:type="dxa"/>
+              <w:end w:w="120" w:type="dxa"/>
+            </w:tcMar>
+            <w:vAlign w:val="center"/>
+          </w:tcPr>
+          <w:p>
+            <w:pPr>
+              <w:spacing w:after="20" w:line="247" w:lineRule="auto"/>
+            </w:pPr>
+            <w:r/>
+            <w:r>
+              <w:rPr>
+                <w:rFonts w:ascii="Aptos" w:hAnsi="Aptos"/>
+                <w:b w:val="0"/>
+                <w:i w:val="0"/>
+                <w:color w:val="1A1F2C"/>
+                <w:sz w:val="18"/>
+              </w:rPr>
+              <w:t>[ ] Yes / revise</w:t>
+              <w:br/>
+              <w:t>Evidence ID or revision note: [Type here.]</w:t>
+            </w:r>
+          </w:p>
+        </w:tc>
+      </w:tr>
+      <w:tr>
+        <w:trPr>
+          <w:cantSplit/>
+        </w:trPr>
+        <w:tc>
+          <w:tcPr>
+            <w:tcW w:type="dxa" w:w="6100"/>
+            <w:tcMar>
+              <w:top w:w="100" w:type="dxa"/>
+              <w:start w:w="120" w:type="dxa"/>
+              <w:bottom w:w="100" w:type="dxa"/>
+              <w:end w:w="120" w:type="dxa"/>
+            </w:tcMar>
+            <w:vAlign w:val="center"/>
+          </w:tcPr>
+          <w:p>
+            <w:pPr>
+              <w:spacing w:after="20" w:line="247" w:lineRule="auto"/>
+            </w:pPr>
+            <w:r/>
+            <w:r>
+              <w:rPr>
+                <w:rFonts w:ascii="Aptos" w:hAnsi="Aptos"/>
+                <w:b w:val="0"/>
+                <w:i w:val="0"/>
+                <w:color w:val="1A1F2C"/>
+                <w:sz w:val="18"/>
+              </w:rPr>
+              <w:t>Comparability: Definitions, units, fiscal periods, and segment changes are sufficiently consistent, or limitations are stated.</w:t>
+            </w:r>
+          </w:p>
+        </w:tc>
+        <w:tc>
+          <w:tcPr>
+            <w:tcW w:type="dxa" w:w="3260"/>
+            <w:tcMar>
+              <w:top w:w="100" w:type="dxa"/>
+              <w:start w:w="120" w:type="dxa"/>
+              <w:bottom w:w="100" w:type="dxa"/>
+              <w:end w:w="120" w:type="dxa"/>
+            </w:tcMar>
+            <w:vAlign w:val="center"/>
+          </w:tcPr>
+          <w:p>
+            <w:pPr>
+              <w:spacing w:after="20" w:line="247" w:lineRule="auto"/>
+            </w:pPr>
+            <w:r/>
+            <w:r>
+              <w:rPr>
+                <w:rFonts w:ascii="Aptos" w:hAnsi="Aptos"/>
+                <w:b w:val="0"/>
+                <w:i w:val="0"/>
+                <w:color w:val="1A1F2C"/>
+                <w:sz w:val="18"/>
+              </w:rPr>
+              <w:t>[ ] Yes / revise</w:t>
+              <w:br/>
+              <w:t>Evidence ID or revision note: [Type here.]</w:t>
+            </w:r>
+          </w:p>
+        </w:tc>
+      </w:tr>
+      <w:tr>
+        <w:trPr>
+          <w:cantSplit/>
+        </w:trPr>
+        <w:tc>
+          <w:tcPr>
+            <w:tcW w:type="dxa" w:w="6100"/>
+            <w:shd w:fill="FAF8F3"/>
+            <w:tcMar>
+              <w:top w:w="100" w:type="dxa"/>
+              <w:start w:w="120" w:type="dxa"/>
+              <w:bottom w:w="100" w:type="dxa"/>
+              <w:end w:w="120" w:type="dxa"/>
+            </w:tcMar>
+            <w:vAlign w:val="center"/>
+          </w:tcPr>
+          <w:p>
+            <w:pPr>
+              <w:spacing w:after="20" w:line="247" w:lineRule="auto"/>
+            </w:pPr>
+            <w:r/>
+            <w:r>
+              <w:rPr>
+                <w:rFonts w:ascii="Aptos" w:hAnsi="Aptos"/>
+                <w:b w:val="0"/>
+                <w:i w:val="0"/>
+                <w:color w:val="1A1F2C"/>
+                <w:sz w:val="18"/>
+              </w:rPr>
+              <w:t>No unsupported precision: Every threshold or magnitude is sourced, calculated, or clearly labeled as a later scenario assumption.</w:t>
+            </w:r>
+          </w:p>
+        </w:tc>
+        <w:tc>
+          <w:tcPr>
+            <w:tcW w:type="dxa" w:w="3260"/>
+            <w:shd w:fill="FAF8F3"/>
+            <w:tcMar>
+              <w:top w:w="100" w:type="dxa"/>
+              <w:start w:w="120" w:type="dxa"/>
+              <w:bottom w:w="100" w:type="dxa"/>
+              <w:end w:w="120" w:type="dxa"/>
+            </w:tcMar>
+            <w:vAlign w:val="center"/>
+          </w:tcPr>
+          <w:p>
+            <w:pPr>
+              <w:spacing w:after="20" w:line="247" w:lineRule="auto"/>
+            </w:pPr>
+            <w:r/>
+            <w:r>
+              <w:rPr>
+                <w:rFonts w:ascii="Aptos" w:hAnsi="Aptos"/>
+                <w:b w:val="0"/>
+                <w:i w:val="0"/>
+                <w:color w:val="1A1F2C"/>
+                <w:sz w:val="18"/>
+              </w:rPr>
+              <w:t>[ ] Yes / revise</w:t>
+              <w:br/>
+              <w:t>Evidence ID or revision note: [Type here.]</w:t>
+            </w:r>
+          </w:p>
+        </w:tc>
+      </w:tr>
+      <w:tr>
+        <w:trPr>
+          <w:cantSplit/>
+        </w:trPr>
+        <w:tc>
+          <w:tcPr>
+            <w:tcW w:type="dxa" w:w="6100"/>
+            <w:tcMar>
+              <w:top w:w="100" w:type="dxa"/>
+              <w:start w:w="120" w:type="dxa"/>
+              <w:bottom w:w="100" w:type="dxa"/>
+              <w:end w:w="120" w:type="dxa"/>
+            </w:tcMar>
+            <w:vAlign w:val="center"/>
+          </w:tcPr>
+          <w:p>
+            <w:pPr>
+              <w:spacing w:after="20" w:line="247" w:lineRule="auto"/>
+            </w:pPr>
+            <w:r/>
+            <w:r>
+              <w:rPr>
+                <w:rFonts w:ascii="Aptos" w:hAnsi="Aptos"/>
+                <w:b w:val="0"/>
+                <w:i w:val="0"/>
+                <w:color w:val="1A1F2C"/>
+                <w:sz w:val="18"/>
+              </w:rPr>
+              <w:t>Scenario linkage: Base, upside, and downside cases change the named driver or its effect, not an unrelated valuation output.</w:t>
+            </w:r>
+          </w:p>
+        </w:tc>
+        <w:tc>
+          <w:tcPr>
+            <w:tcW w:type="dxa" w:w="3260"/>
+            <w:tcMar>
+              <w:top w:w="100" w:type="dxa"/>
+              <w:start w:w="120" w:type="dxa"/>
+              <w:bottom w:w="100" w:type="dxa"/>
+              <w:end w:w="120" w:type="dxa"/>
+            </w:tcMar>
+            <w:vAlign w:val="center"/>
+          </w:tcPr>
+          <w:p>
+            <w:pPr>
+              <w:spacing w:after="20" w:line="247" w:lineRule="auto"/>
+            </w:pPr>
+            <w:r/>
+            <w:r>
+              <w:rPr>
+                <w:rFonts w:ascii="Aptos" w:hAnsi="Aptos"/>
+                <w:b w:val="0"/>
+                <w:i w:val="0"/>
+                <w:color w:val="1A1F2C"/>
+                <w:sz w:val="18"/>
+              </w:rPr>
+              <w:t>[ ] Yes / revise</w:t>
+              <w:br/>
+              <w:t>Evidence ID or revision note: [Type here.]</w:t>
+            </w:r>
+          </w:p>
+        </w:tc>
+      </w:tr>
+      <w:tr>
+        <w:trPr>
+          <w:cantSplit/>
+        </w:trPr>
+        <w:tc>
+          <w:tcPr>
+            <w:tcW w:type="dxa" w:w="6100"/>
+            <w:shd w:fill="FAF8F3"/>
+            <w:tcMar>
+              <w:top w:w="100" w:type="dxa"/>
+              <w:start w:w="120" w:type="dxa"/>
+              <w:bottom w:w="100" w:type="dxa"/>
+              <w:end w:w="120" w:type="dxa"/>
+            </w:tcMar>
+            <w:vAlign w:val="center"/>
+          </w:tcPr>
+          <w:p>
+            <w:pPr>
+              <w:spacing w:after="20" w:line="247" w:lineRule="auto"/>
+            </w:pPr>
+            <w:r/>
+            <w:r>
+              <w:rPr>
+                <w:rFonts w:ascii="Aptos" w:hAnsi="Aptos"/>
+                <w:b w:val="0"/>
+                <w:i w:val="0"/>
+                <w:color w:val="1A1F2C"/>
+                <w:sz w:val="18"/>
+              </w:rPr>
+              <w:t>CFO decision linkage: The evidence could change whether the CFO accelerates, stages, pauses, modifies, or rejects the action.</w:t>
+            </w:r>
+          </w:p>
+        </w:tc>
+        <w:tc>
+          <w:tcPr>
+            <w:tcW w:type="dxa" w:w="3260"/>
+            <w:shd w:fill="FAF8F3"/>
+            <w:tcMar>
+              <w:top w:w="100" w:type="dxa"/>
+              <w:start w:w="120" w:type="dxa"/>
+              <w:bottom w:w="100" w:type="dxa"/>
+              <w:end w:w="120" w:type="dxa"/>
+            </w:tcMar>
+            <w:vAlign w:val="center"/>
+          </w:tcPr>
+          <w:p>
+            <w:pPr>
+              <w:spacing w:after="20" w:line="247" w:lineRule="auto"/>
+            </w:pPr>
+            <w:r/>
+            <w:r>
+              <w:rPr>
+                <w:rFonts w:ascii="Aptos" w:hAnsi="Aptos"/>
+                <w:b w:val="0"/>
+                <w:i w:val="0"/>
+                <w:color w:val="1A1F2C"/>
+                <w:sz w:val="18"/>
+              </w:rPr>
+              <w:t>[ ] Yes / revise</w:t>
+              <w:br/>
+              <w:t>Evidence ID or revision note: [Type here.]</w:t>
+            </w:r>
+          </w:p>
+        </w:tc>
+      </w:tr>
+    </w:tbl>
+    <w:p>
+      <w:pPr>
+        <w:spacing w:after="20"/>
+      </w:pPr>
+    </w:p>
+    <w:p>
+      <w:r>
+        <w:br w:type="page"/>
+      </w:r>
+    </w:p>
+    <w:p>
+      <w:pPr>
+        <w:pStyle w:val="Heading1"/>
+        <w:keepNext/>
+      </w:pPr>
+      <w:r>
+        <w:t>C. Fast diagnostic</w:t>
+      </w:r>
+    </w:p>
+    <w:p>
+      <w:pPr>
+        <w:spacing w:after="100"/>
+      </w:pPr>
+      <w:r>
+        <w:rPr>
+          <w:rFonts w:ascii="Aptos" w:hAnsi="Aptos"/>
+          <w:b w:val="0"/>
+          <w:i w:val="0"/>
+          <w:color w:val="1A1F2C"/>
+          <w:sz w:val="21"/>
+        </w:rPr>
+        <w:t>Revise the hypothesis if any statement below is true:</w:t>
+      </w:r>
+    </w:p>
+    <w:p>
+      <w:pPr>
+        <w:ind w:left="317" w:hanging="317"/>
+      </w:pPr>
+      <w:r>
+        <w:rPr>
+          <w:rFonts w:ascii="Aptos" w:hAnsi="Aptos"/>
+          <w:b w:val="0"/>
+          <w:i w:val="0"/>
+          <w:color w:val="1A1F2C"/>
+          <w:sz w:val="21"/>
+        </w:rPr>
+        <w:t>• It predicts only that revenue will grow or decline.</w:t>
+      </w:r>
+    </w:p>
+    <w:p>
+      <w:pPr>
+        <w:ind w:left="317" w:hanging="317"/>
+      </w:pPr>
+      <w:r>
+        <w:rPr>
+          <w:rFonts w:ascii="Aptos" w:hAnsi="Aptos"/>
+          <w:b w:val="0"/>
+          <w:i w:val="0"/>
+          <w:color w:val="1A1F2C"/>
+          <w:sz w:val="21"/>
+        </w:rPr>
+        <w:t>• It relies on a stock-price target, valuation multiple, or analyst rating as the cause of revenue.</w:t>
+      </w:r>
+    </w:p>
+    <w:p>
+      <w:pPr>
+        <w:ind w:left="317" w:hanging="317"/>
+      </w:pPr>
+      <w:r>
+        <w:rPr>
+          <w:rFonts w:ascii="Aptos" w:hAnsi="Aptos"/>
+          <w:b w:val="0"/>
+          <w:i w:val="0"/>
+          <w:color w:val="1A1F2C"/>
+          <w:sz w:val="21"/>
+        </w:rPr>
+        <w:t>• It names several unrelated drivers so no single claim can be tested.</w:t>
+      </w:r>
+    </w:p>
+    <w:p>
+      <w:pPr>
+        <w:ind w:left="317" w:hanging="317"/>
+      </w:pPr>
+      <w:r>
+        <w:rPr>
+          <w:rFonts w:ascii="Aptos" w:hAnsi="Aptos"/>
+          <w:b w:val="0"/>
+          <w:i w:val="0"/>
+          <w:color w:val="1A1F2C"/>
+          <w:sz w:val="21"/>
+        </w:rPr>
+        <w:t>• It confuses correlation with causation and does not name an alternative explanation.</w:t>
+      </w:r>
+    </w:p>
+    <w:p>
+      <w:pPr>
+        <w:ind w:left="317" w:hanging="317"/>
+      </w:pPr>
+      <w:r>
+        <w:rPr>
+          <w:rFonts w:ascii="Aptos" w:hAnsi="Aptos"/>
+          <w:b w:val="0"/>
+          <w:i w:val="0"/>
+          <w:color w:val="1A1F2C"/>
+          <w:sz w:val="21"/>
+        </w:rPr>
+        <w:t>• It cannot be weakened by observable evidence.</w:t>
+      </w:r>
+    </w:p>
+    <w:p>
+      <w:pPr>
+        <w:ind w:left="317" w:hanging="317"/>
+      </w:pPr>
+      <w:r>
+        <w:rPr>
+          <w:rFonts w:ascii="Aptos" w:hAnsi="Aptos"/>
+          <w:b w:val="0"/>
+          <w:i w:val="0"/>
+          <w:color w:val="1A1F2C"/>
+          <w:sz w:val="21"/>
+        </w:rPr>
+        <w:t>• It uses a percentage, market share, peer average, or company figure without a traceable source or calculation.</w:t>
+      </w:r>
+    </w:p>
+    <w:p>
+      <w:pPr>
+        <w:ind w:left="317" w:hanging="317"/>
+      </w:pPr>
+      <w:r>
+        <w:rPr>
+          <w:rFonts w:ascii="Aptos" w:hAnsi="Aptos"/>
+          <w:b w:val="0"/>
+          <w:i w:val="0"/>
+          <w:color w:val="1A1F2C"/>
+          <w:sz w:val="21"/>
+        </w:rPr>
+        <w:t>• It describes past performance but does not affect a future assumption or the CFO decision.</w:t>
+      </w:r>
+    </w:p>
+    <w:p>
+      <w:pPr>
+        <w:ind w:left="317" w:hanging="317"/>
+      </w:pPr>
+      <w:r>
+        <w:rPr>
+          <w:rFonts w:ascii="Aptos" w:hAnsi="Aptos"/>
+          <w:b w:val="0"/>
+          <w:i w:val="0"/>
+          <w:color w:val="1A1F2C"/>
+          <w:sz w:val="21"/>
+        </w:rPr>
+        <w:t>• It requires nonpublic information or an undisclosed metric that cannot be reasonably proxied.</w:t>
+      </w:r>
+    </w:p>
+    <w:p>
+      <w:pPr>
+        <w:pStyle w:val="Heading1"/>
+        <w:keepNext/>
+      </w:pPr>
+      <w:r>
+        <w:t>D. Scenario and decision bridge</w:t>
+      </w:r>
+    </w:p>
+    <w:p>
+      <w:pPr>
+        <w:pStyle w:val="Heading2"/>
+        <w:keepNext/>
+      </w:pPr>
+      <w:r>
+        <w:t>Base</w:t>
+      </w:r>
+    </w:p>
+    <w:tbl>
+      <w:tblPr>
+        <w:tblStyle w:val="TableGrid"/>
+        <w:tblW w:type="dxa" w:w="9360"/>
+        <w:jc w:val="left"/>
+        <w:tblLayout w:type="fixed"/>
+        <w:tblLook w:firstColumn="1" w:firstRow="1" w:lastColumn="0" w:lastRow="0" w:noHBand="0" w:noVBand="1" w:val="04A0"/>
+        <w:tblInd w:w="120" w:type="dxa"/>
+      </w:tblPr>
+      <w:tblGrid>
+        <w:gridCol w:w="3000"/>
+        <w:gridCol w:w="6360"/>
+      </w:tblGrid>
+      <w:tr>
+        <w:trPr>
+          <w:tblHeader w:val="true"/>
+          <w:cantSplit/>
+        </w:trPr>
+        <w:tc>
+          <w:tcPr>
+            <w:tcW w:type="dxa" w:w="3000"/>
+            <w:shd w:fill="EDF3F7"/>
+            <w:tcMar>
+              <w:top w:w="100" w:type="dxa"/>
+              <w:start w:w="120" w:type="dxa"/>
+              <w:bottom w:w="100" w:type="dxa"/>
+              <w:end w:w="120" w:type="dxa"/>
+            </w:tcMar>
+            <w:vAlign w:val="center"/>
+          </w:tcPr>
+          <w:p>
+            <w:pPr>
+              <w:spacing w:after="20" w:line="247" w:lineRule="auto"/>
+            </w:pPr>
+            <w:r/>
+            <w:r>
+              <w:rPr>
+                <w:rFonts w:ascii="Aptos" w:hAnsi="Aptos"/>
+                <w:b/>
+                <w:i w:val="0"/>
+                <w:color w:val="152536"/>
+                <w:sz w:val="18"/>
+              </w:rPr>
+              <w:t>Field</w:t>
+            </w:r>
+          </w:p>
+        </w:tc>
+        <w:tc>
+          <w:tcPr>
+            <w:tcW w:type="dxa" w:w="6360"/>
+            <w:shd w:fill="EDF3F7"/>
+            <w:tcMar>
+              <w:top w:w="100" w:type="dxa"/>
+              <w:start w:w="120" w:type="dxa"/>
+              <w:bottom w:w="100" w:type="dxa"/>
+              <w:end w:w="120" w:type="dxa"/>
+            </w:tcMar>
+            <w:vAlign w:val="center"/>
+          </w:tcPr>
+          <w:p>
+            <w:pPr>
+              <w:spacing w:after="20" w:line="247" w:lineRule="auto"/>
+            </w:pPr>
+            <w:r/>
+            <w:r>
+              <w:rPr>
+                <w:rFonts w:ascii="Aptos" w:hAnsi="Aptos"/>
+                <w:b/>
+                <w:i w:val="0"/>
+                <w:color w:val="152536"/>
+                <w:sz w:val="18"/>
+              </w:rPr>
+              <w:t>Response</w:t>
+            </w:r>
+          </w:p>
+        </w:tc>
+      </w:tr>
+      <w:tr>
+        <w:trPr>
+          <w:cantSplit/>
+        </w:trPr>
+        <w:tc>
+          <w:tcPr>
+            <w:tcW w:type="dxa" w:w="3000"/>
+            <w:tcMar>
+              <w:top w:w="100" w:type="dxa"/>
+              <w:start w:w="120" w:type="dxa"/>
+              <w:bottom w:w="100" w:type="dxa"/>
+              <w:end w:w="120" w:type="dxa"/>
+            </w:tcMar>
+            <w:vAlign w:val="center"/>
+          </w:tcPr>
+          <w:p>
+            <w:pPr>
+              <w:spacing w:after="20" w:line="247" w:lineRule="auto"/>
+            </w:pPr>
+            <w:r/>
+            <w:r>
+              <w:rPr>
+                <w:rFonts w:ascii="Aptos" w:hAnsi="Aptos"/>
+                <w:b w:val="0"/>
+                <w:i w:val="0"/>
+                <w:color w:val="1A1F2C"/>
+                <w:sz w:val="18"/>
+              </w:rPr>
+              <w:t>Driver assumption</w:t>
+            </w:r>
+          </w:p>
+        </w:tc>
+        <w:tc>
+          <w:tcPr>
+            <w:tcW w:type="dxa" w:w="6360"/>
+            <w:tcMar>
+              <w:top w:w="100" w:type="dxa"/>
+              <w:start w:w="120" w:type="dxa"/>
+              <w:bottom w:w="100" w:type="dxa"/>
+              <w:end w:w="120" w:type="dxa"/>
+            </w:tcMar>
+            <w:vAlign w:val="center"/>
+          </w:tcPr>
+          <w:p>
+            <w:pPr>
+              <w:spacing w:after="20" w:line="247" w:lineRule="auto"/>
+            </w:pPr>
+            <w:r/>
+            <w:r>
+              <w:rPr>
+                <w:rFonts w:ascii="Aptos" w:hAnsi="Aptos"/>
+                <w:b w:val="0"/>
+                <w:i w:val="0"/>
+                <w:color w:val="1A1F2C"/>
+                <w:sz w:val="18"/>
               </w:rPr>
               <w:t>[Type here.]</w:t>
             </w:r>
@@ -482,92 +1398,57 @@
         </w:trPr>
         <w:tc>
           <w:tcPr>
-            <w:tcW w:type="dxa" w:w="2200"/>
-            <w:shd w:fill="F7F3ED"/>
+            <w:tcW w:type="dxa" w:w="3000"/>
+            <w:shd w:fill="FAF8F3"/>
             <w:tcMar>
-              <w:top w:w="80" w:type="dxa"/>
+              <w:top w:w="100" w:type="dxa"/>
               <w:start w:w="120" w:type="dxa"/>
-              <w:bottom w:w="80" w:type="dxa"/>
+              <w:bottom w:w="100" w:type="dxa"/>
               <w:end w:w="120" w:type="dxa"/>
             </w:tcMar>
             <w:vAlign w:val="center"/>
           </w:tcPr>
           <w:p>
             <w:pPr>
-              <w:spacing w:before="0" w:after="40" w:line="252" w:lineRule="auto"/>
-              <w:jc w:val="left"/>
+              <w:spacing w:after="20" w:line="247" w:lineRule="auto"/>
             </w:pPr>
             <w:r/>
             <w:r>
               <w:rPr>
-                <w:rFonts w:ascii="Calibri" w:hAnsi="Calibri"/>
-                <w:b/>
-                <w:color w:val="000000"/>
-                <w:sz w:val="19"/>
+                <w:rFonts w:ascii="Aptos" w:hAnsi="Aptos"/>
+                <w:b w:val="0"/>
+                <w:i w:val="0"/>
+                <w:color w:val="1A1F2C"/>
+                <w:sz w:val="18"/>
               </w:rPr>
-              <w:t>Causal mechanism:</w:t>
-            </w:r>
-            <w:r>
-              <w:rPr>
-                <w:rFonts w:ascii="Calibri" w:hAnsi="Calibri"/>
-                <w:color w:val="000000"/>
-                <w:sz w:val="19"/>
-              </w:rPr>
-              <w:t xml:space="preserve"> The claim explains how the driver reaches revenue or margin.</w:t>
+              <w:t>Observable indicator or trigger</w:t>
             </w:r>
           </w:p>
         </w:tc>
         <w:tc>
           <w:tcPr>
-            <w:tcW w:type="dxa" w:w="3480"/>
-            <w:shd w:fill="F7F3ED"/>
+            <w:tcW w:type="dxa" w:w="6360"/>
+            <w:shd w:fill="FAF8F3"/>
             <w:tcMar>
-              <w:top w:w="80" w:type="dxa"/>
+              <w:top w:w="100" w:type="dxa"/>
               <w:start w:w="120" w:type="dxa"/>
-              <w:bottom w:w="80" w:type="dxa"/>
+              <w:bottom w:w="100" w:type="dxa"/>
               <w:end w:w="120" w:type="dxa"/>
             </w:tcMar>
             <w:vAlign w:val="center"/>
           </w:tcPr>
           <w:p>
             <w:pPr>
-              <w:spacing w:before="0" w:after="40" w:line="252" w:lineRule="auto"/>
-              <w:jc w:val="left"/>
+              <w:spacing w:after="20" w:line="247" w:lineRule="auto"/>
             </w:pPr>
             <w:r/>
             <w:r>
               <w:rPr>
-                <w:rFonts w:ascii="Calibri" w:hAnsi="Calibri"/>
-                <w:color w:val="000000"/>
-                <w:sz w:val="19"/>
-              </w:rPr>
-              <w:t>[ ]</w:t>
-            </w:r>
-          </w:p>
-        </w:tc>
-        <w:tc>
-          <w:tcPr>
-            <w:tcW w:type="dxa" w:w="3680"/>
-            <w:shd w:fill="F7F3ED"/>
-            <w:tcMar>
-              <w:top w:w="80" w:type="dxa"/>
-              <w:start w:w="120" w:type="dxa"/>
-              <w:bottom w:w="80" w:type="dxa"/>
-              <w:end w:w="120" w:type="dxa"/>
-            </w:tcMar>
-            <w:vAlign w:val="center"/>
-          </w:tcPr>
-          <w:p>
-            <w:pPr>
-              <w:spacing w:before="0" w:after="40" w:line="252" w:lineRule="auto"/>
-              <w:jc w:val="left"/>
-            </w:pPr>
-            <w:r/>
-            <w:r>
-              <w:rPr>
-                <w:rFonts w:ascii="Calibri" w:hAnsi="Calibri"/>
-                <w:color w:val="000000"/>
-                <w:sz w:val="19"/>
+                <w:rFonts w:ascii="Aptos" w:hAnsi="Aptos"/>
+                <w:b w:val="0"/>
+                <w:i w:val="0"/>
+                <w:color w:val="1A1F2C"/>
+                <w:sz w:val="18"/>
               </w:rPr>
               <w:t>[Type here.]</w:t>
             </w:r>
@@ -580,89 +1461,55 @@
         </w:trPr>
         <w:tc>
           <w:tcPr>
-            <w:tcW w:type="dxa" w:w="2200"/>
+            <w:tcW w:type="dxa" w:w="3000"/>
             <w:tcMar>
-              <w:top w:w="80" w:type="dxa"/>
+              <w:top w:w="100" w:type="dxa"/>
               <w:start w:w="120" w:type="dxa"/>
-              <w:bottom w:w="80" w:type="dxa"/>
+              <w:bottom w:w="100" w:type="dxa"/>
               <w:end w:w="120" w:type="dxa"/>
             </w:tcMar>
             <w:vAlign w:val="center"/>
           </w:tcPr>
           <w:p>
             <w:pPr>
-              <w:spacing w:before="0" w:after="40" w:line="252" w:lineRule="auto"/>
-              <w:jc w:val="left"/>
+              <w:spacing w:after="20" w:line="247" w:lineRule="auto"/>
             </w:pPr>
             <w:r/>
             <w:r>
               <w:rPr>
-                <w:rFonts w:ascii="Calibri" w:hAnsi="Calibri"/>
-                <w:b/>
-                <w:color w:val="000000"/>
-                <w:sz w:val="19"/>
+                <w:rFonts w:ascii="Aptos" w:hAnsi="Aptos"/>
+                <w:b w:val="0"/>
+                <w:i w:val="0"/>
+                <w:color w:val="1A1F2C"/>
+                <w:sz w:val="18"/>
               </w:rPr>
-              <w:t>Directional effect:</w:t>
-            </w:r>
-            <w:r>
-              <w:rPr>
-                <w:rFonts w:ascii="Calibri" w:hAnsi="Calibri"/>
-                <w:color w:val="000000"/>
-                <w:sz w:val="19"/>
-              </w:rPr>
-              <w:t xml:space="preserve"> The expected effect is clear enough to translate into a forecast assumption.</w:t>
+              <w:t>Forecast effect</w:t>
             </w:r>
           </w:p>
         </w:tc>
         <w:tc>
           <w:tcPr>
-            <w:tcW w:type="dxa" w:w="3480"/>
+            <w:tcW w:type="dxa" w:w="6360"/>
             <w:tcMar>
-              <w:top w:w="80" w:type="dxa"/>
+              <w:top w:w="100" w:type="dxa"/>
               <w:start w:w="120" w:type="dxa"/>
-              <w:bottom w:w="80" w:type="dxa"/>
+              <w:bottom w:w="100" w:type="dxa"/>
               <w:end w:w="120" w:type="dxa"/>
             </w:tcMar>
             <w:vAlign w:val="center"/>
           </w:tcPr>
           <w:p>
             <w:pPr>
-              <w:spacing w:before="0" w:after="40" w:line="252" w:lineRule="auto"/>
-              <w:jc w:val="left"/>
+              <w:spacing w:after="20" w:line="247" w:lineRule="auto"/>
             </w:pPr>
             <w:r/>
             <w:r>
               <w:rPr>
-                <w:rFonts w:ascii="Calibri" w:hAnsi="Calibri"/>
-                <w:color w:val="000000"/>
-                <w:sz w:val="19"/>
-              </w:rPr>
-              <w:t>[ ]</w:t>
-            </w:r>
-          </w:p>
-        </w:tc>
-        <w:tc>
-          <w:tcPr>
-            <w:tcW w:type="dxa" w:w="3680"/>
-            <w:tcMar>
-              <w:top w:w="80" w:type="dxa"/>
-              <w:start w:w="120" w:type="dxa"/>
-              <w:bottom w:w="80" w:type="dxa"/>
-              <w:end w:w="120" w:type="dxa"/>
-            </w:tcMar>
-            <w:vAlign w:val="center"/>
-          </w:tcPr>
-          <w:p>
-            <w:pPr>
-              <w:spacing w:before="0" w:after="40" w:line="252" w:lineRule="auto"/>
-              <w:jc w:val="left"/>
-            </w:pPr>
-            <w:r/>
-            <w:r>
-              <w:rPr>
-                <w:rFonts w:ascii="Calibri" w:hAnsi="Calibri"/>
-                <w:color w:val="000000"/>
-                <w:sz w:val="19"/>
+                <w:rFonts w:ascii="Aptos" w:hAnsi="Aptos"/>
+                <w:b w:val="0"/>
+                <w:i w:val="0"/>
+                <w:color w:val="1A1F2C"/>
+                <w:sz w:val="18"/>
               </w:rPr>
               <w:t>[Type here.]</w:t>
             </w:r>
@@ -675,92 +1522,210 @@
         </w:trPr>
         <w:tc>
           <w:tcPr>
-            <w:tcW w:type="dxa" w:w="2200"/>
-            <w:shd w:fill="F7F3ED"/>
+            <w:tcW w:type="dxa" w:w="3000"/>
+            <w:shd w:fill="FAF8F3"/>
             <w:tcMar>
-              <w:top w:w="80" w:type="dxa"/>
+              <w:top w:w="100" w:type="dxa"/>
               <w:start w:w="120" w:type="dxa"/>
-              <w:bottom w:w="80" w:type="dxa"/>
+              <w:bottom w:w="100" w:type="dxa"/>
               <w:end w:w="120" w:type="dxa"/>
             </w:tcMar>
             <w:vAlign w:val="center"/>
           </w:tcPr>
           <w:p>
             <w:pPr>
-              <w:spacing w:before="0" w:after="40" w:line="252" w:lineRule="auto"/>
-              <w:jc w:val="left"/>
+              <w:spacing w:after="20" w:line="247" w:lineRule="auto"/>
             </w:pPr>
             <w:r/>
             <w:r>
               <w:rPr>
-                <w:rFonts w:ascii="Calibri" w:hAnsi="Calibri"/>
-                <w:b/>
-                <w:color w:val="000000"/>
-                <w:sz w:val="19"/>
+                <w:rFonts w:ascii="Aptos" w:hAnsi="Aptos"/>
+                <w:b w:val="0"/>
+                <w:i w:val="0"/>
+                <w:color w:val="1A1F2C"/>
+                <w:sz w:val="18"/>
               </w:rPr>
-              <w:t>Defined period:</w:t>
-            </w:r>
-            <w:r>
-              <w:rPr>
-                <w:rFonts w:ascii="Calibri" w:hAnsi="Calibri"/>
-                <w:color w:val="000000"/>
-                <w:sz w:val="19"/>
-              </w:rPr>
-              <w:t xml:space="preserve"> The claim states a fiscal year, forecast window, or decision horizon.</w:t>
+              <w:t>CFO response</w:t>
             </w:r>
           </w:p>
         </w:tc>
         <w:tc>
           <w:tcPr>
-            <w:tcW w:type="dxa" w:w="3480"/>
-            <w:shd w:fill="F7F3ED"/>
+            <w:tcW w:type="dxa" w:w="6360"/>
+            <w:shd w:fill="FAF8F3"/>
             <w:tcMar>
-              <w:top w:w="80" w:type="dxa"/>
+              <w:top w:w="100" w:type="dxa"/>
               <w:start w:w="120" w:type="dxa"/>
-              <w:bottom w:w="80" w:type="dxa"/>
+              <w:bottom w:w="100" w:type="dxa"/>
               <w:end w:w="120" w:type="dxa"/>
             </w:tcMar>
             <w:vAlign w:val="center"/>
           </w:tcPr>
           <w:p>
             <w:pPr>
-              <w:spacing w:before="0" w:after="40" w:line="252" w:lineRule="auto"/>
-              <w:jc w:val="left"/>
+              <w:spacing w:after="20" w:line="247" w:lineRule="auto"/>
             </w:pPr>
             <w:r/>
             <w:r>
               <w:rPr>
-                <w:rFonts w:ascii="Calibri" w:hAnsi="Calibri"/>
-                <w:color w:val="000000"/>
-                <w:sz w:val="19"/>
+                <w:rFonts w:ascii="Aptos" w:hAnsi="Aptos"/>
+                <w:b w:val="0"/>
+                <w:i w:val="0"/>
+                <w:color w:val="1A1F2C"/>
+                <w:sz w:val="18"/>
               </w:rPr>
-              <w:t>[ ]</w:t>
+              <w:t>[Type here.]</w:t>
             </w:r>
           </w:p>
         </w:tc>
+      </w:tr>
+    </w:tbl>
+    <w:p>
+      <w:pPr>
+        <w:spacing w:after="20"/>
+      </w:pPr>
+    </w:p>
+    <w:p>
+      <w:pPr>
+        <w:pStyle w:val="Heading2"/>
+        <w:keepNext/>
+      </w:pPr>
+      <w:r>
+        <w:t>Upside</w:t>
+      </w:r>
+    </w:p>
+    <w:tbl>
+      <w:tblPr>
+        <w:tblStyle w:val="TableGrid"/>
+        <w:tblW w:type="dxa" w:w="9360"/>
+        <w:jc w:val="left"/>
+        <w:tblLayout w:type="fixed"/>
+        <w:tblLook w:firstColumn="1" w:firstRow="1" w:lastColumn="0" w:lastRow="0" w:noHBand="0" w:noVBand="1" w:val="04A0"/>
+        <w:tblInd w:w="120" w:type="dxa"/>
+      </w:tblPr>
+      <w:tblGrid>
+        <w:gridCol w:w="3000"/>
+        <w:gridCol w:w="6360"/>
+      </w:tblGrid>
+      <w:tr>
+        <w:trPr>
+          <w:tblHeader w:val="true"/>
+          <w:cantSplit/>
+        </w:trPr>
         <w:tc>
           <w:tcPr>
-            <w:tcW w:type="dxa" w:w="3680"/>
-            <w:shd w:fill="F7F3ED"/>
+            <w:tcW w:type="dxa" w:w="3000"/>
+            <w:shd w:fill="EDF3F7"/>
             <w:tcMar>
-              <w:top w:w="80" w:type="dxa"/>
+              <w:top w:w="100" w:type="dxa"/>
               <w:start w:w="120" w:type="dxa"/>
-              <w:bottom w:w="80" w:type="dxa"/>
+              <w:bottom w:w="100" w:type="dxa"/>
               <w:end w:w="120" w:type="dxa"/>
             </w:tcMar>
             <w:vAlign w:val="center"/>
           </w:tcPr>
           <w:p>
             <w:pPr>
-              <w:spacing w:before="0" w:after="40" w:line="252" w:lineRule="auto"/>
-              <w:jc w:val="left"/>
+              <w:spacing w:after="20" w:line="247" w:lineRule="auto"/>
             </w:pPr>
             <w:r/>
             <w:r>
               <w:rPr>
-                <w:rFonts w:ascii="Calibri" w:hAnsi="Calibri"/>
-                <w:color w:val="000000"/>
-                <w:sz w:val="19"/>
+                <w:rFonts w:ascii="Aptos" w:hAnsi="Aptos"/>
+                <w:b/>
+                <w:i w:val="0"/>
+                <w:color w:val="152536"/>
+                <w:sz w:val="18"/>
+              </w:rPr>
+              <w:t>Field</w:t>
+            </w:r>
+          </w:p>
+        </w:tc>
+        <w:tc>
+          <w:tcPr>
+            <w:tcW w:type="dxa" w:w="6360"/>
+            <w:shd w:fill="EDF3F7"/>
+            <w:tcMar>
+              <w:top w:w="100" w:type="dxa"/>
+              <w:start w:w="120" w:type="dxa"/>
+              <w:bottom w:w="100" w:type="dxa"/>
+              <w:end w:w="120" w:type="dxa"/>
+            </w:tcMar>
+            <w:vAlign w:val="center"/>
+          </w:tcPr>
+          <w:p>
+            <w:pPr>
+              <w:spacing w:after="20" w:line="247" w:lineRule="auto"/>
+            </w:pPr>
+            <w:r/>
+            <w:r>
+              <w:rPr>
+                <w:rFonts w:ascii="Aptos" w:hAnsi="Aptos"/>
+                <w:b/>
+                <w:i w:val="0"/>
+                <w:color w:val="152536"/>
+                <w:sz w:val="18"/>
+              </w:rPr>
+              <w:t>Response</w:t>
+            </w:r>
+          </w:p>
+        </w:tc>
+      </w:tr>
+      <w:tr>
+        <w:trPr>
+          <w:cantSplit/>
+        </w:trPr>
+        <w:tc>
+          <w:tcPr>
+            <w:tcW w:type="dxa" w:w="3000"/>
+            <w:tcMar>
+              <w:top w:w="100" w:type="dxa"/>
+              <w:start w:w="120" w:type="dxa"/>
+              <w:bottom w:w="100" w:type="dxa"/>
+              <w:end w:w="120" w:type="dxa"/>
+            </w:tcMar>
+            <w:vAlign w:val="center"/>
+          </w:tcPr>
+          <w:p>
+            <w:pPr>
+              <w:spacing w:after="20" w:line="247" w:lineRule="auto"/>
+            </w:pPr>
+            <w:r/>
+            <w:r>
+              <w:rPr>
+                <w:rFonts w:ascii="Aptos" w:hAnsi="Aptos"/>
+                <w:b w:val="0"/>
+                <w:i w:val="0"/>
+                <w:color w:val="1A1F2C"/>
+                <w:sz w:val="18"/>
+              </w:rPr>
+              <w:t>Driver assumption</w:t>
+            </w:r>
+          </w:p>
+        </w:tc>
+        <w:tc>
+          <w:tcPr>
+            <w:tcW w:type="dxa" w:w="6360"/>
+            <w:tcMar>
+              <w:top w:w="100" w:type="dxa"/>
+              <w:start w:w="120" w:type="dxa"/>
+              <w:bottom w:w="100" w:type="dxa"/>
+              <w:end w:w="120" w:type="dxa"/>
+            </w:tcMar>
+            <w:vAlign w:val="center"/>
+          </w:tcPr>
+          <w:p>
+            <w:pPr>
+              <w:spacing w:after="20" w:line="247" w:lineRule="auto"/>
+            </w:pPr>
+            <w:r/>
+            <w:r>
+              <w:rPr>
+                <w:rFonts w:ascii="Aptos" w:hAnsi="Aptos"/>
+                <w:b w:val="0"/>
+                <w:i w:val="0"/>
+                <w:color w:val="1A1F2C"/>
+                <w:sz w:val="18"/>
               </w:rPr>
               <w:t>[Type here.]</w:t>
             </w:r>
@@ -773,89 +1738,57 @@
         </w:trPr>
         <w:tc>
           <w:tcPr>
-            <w:tcW w:type="dxa" w:w="2200"/>
+            <w:tcW w:type="dxa" w:w="3000"/>
+            <w:shd w:fill="FAF8F3"/>
             <w:tcMar>
-              <w:top w:w="80" w:type="dxa"/>
+              <w:top w:w="100" w:type="dxa"/>
               <w:start w:w="120" w:type="dxa"/>
-              <w:bottom w:w="80" w:type="dxa"/>
+              <w:bottom w:w="100" w:type="dxa"/>
               <w:end w:w="120" w:type="dxa"/>
             </w:tcMar>
             <w:vAlign w:val="center"/>
           </w:tcPr>
           <w:p>
             <w:pPr>
-              <w:spacing w:before="0" w:after="40" w:line="252" w:lineRule="auto"/>
-              <w:jc w:val="left"/>
+              <w:spacing w:after="20" w:line="247" w:lineRule="auto"/>
             </w:pPr>
             <w:r/>
             <w:r>
               <w:rPr>
-                <w:rFonts w:ascii="Calibri" w:hAnsi="Calibri"/>
-                <w:b/>
-                <w:color w:val="000000"/>
-                <w:sz w:val="19"/>
+                <w:rFonts w:ascii="Aptos" w:hAnsi="Aptos"/>
+                <w:b w:val="0"/>
+                <w:i w:val="0"/>
+                <w:color w:val="1A1F2C"/>
+                <w:sz w:val="18"/>
               </w:rPr>
-              <w:t>Company evidence:</w:t>
-            </w:r>
-            <w:r>
-              <w:rPr>
-                <w:rFonts w:ascii="Calibri" w:hAnsi="Calibri"/>
-                <w:color w:val="000000"/>
-                <w:sz w:val="19"/>
-              </w:rPr>
-              <w:t xml:space="preserve"> At least two independent pieces of SEC, FactSet, Excel, or other credible evidence support testing the claim.</w:t>
+              <w:t>Observable indicator or trigger</w:t>
             </w:r>
           </w:p>
         </w:tc>
         <w:tc>
           <w:tcPr>
-            <w:tcW w:type="dxa" w:w="3480"/>
+            <w:tcW w:type="dxa" w:w="6360"/>
+            <w:shd w:fill="FAF8F3"/>
             <w:tcMar>
-              <w:top w:w="80" w:type="dxa"/>
+              <w:top w:w="100" w:type="dxa"/>
               <w:start w:w="120" w:type="dxa"/>
-              <w:bottom w:w="80" w:type="dxa"/>
+              <w:bottom w:w="100" w:type="dxa"/>
               <w:end w:w="120" w:type="dxa"/>
             </w:tcMar>
             <w:vAlign w:val="center"/>
           </w:tcPr>
           <w:p>
             <w:pPr>
-              <w:spacing w:before="0" w:after="40" w:line="252" w:lineRule="auto"/>
-              <w:jc w:val="left"/>
+              <w:spacing w:after="20" w:line="247" w:lineRule="auto"/>
             </w:pPr>
             <w:r/>
             <w:r>
               <w:rPr>
-                <w:rFonts w:ascii="Calibri" w:hAnsi="Calibri"/>
-                <w:color w:val="000000"/>
-                <w:sz w:val="19"/>
-              </w:rPr>
-              <w:t>[ ]</w:t>
-            </w:r>
-          </w:p>
-        </w:tc>
-        <w:tc>
-          <w:tcPr>
-            <w:tcW w:type="dxa" w:w="3680"/>
-            <w:tcMar>
-              <w:top w:w="80" w:type="dxa"/>
-              <w:start w:w="120" w:type="dxa"/>
-              <w:bottom w:w="80" w:type="dxa"/>
-              <w:end w:w="120" w:type="dxa"/>
-            </w:tcMar>
-            <w:vAlign w:val="center"/>
-          </w:tcPr>
-          <w:p>
-            <w:pPr>
-              <w:spacing w:before="0" w:after="40" w:line="252" w:lineRule="auto"/>
-              <w:jc w:val="left"/>
-            </w:pPr>
-            <w:r/>
-            <w:r>
-              <w:rPr>
-                <w:rFonts w:ascii="Calibri" w:hAnsi="Calibri"/>
-                <w:color w:val="000000"/>
-                <w:sz w:val="19"/>
+                <w:rFonts w:ascii="Aptos" w:hAnsi="Aptos"/>
+                <w:b w:val="0"/>
+                <w:i w:val="0"/>
+                <w:color w:val="1A1F2C"/>
+                <w:sz w:val="18"/>
               </w:rPr>
               <w:t>[Type here.]</w:t>
             </w:r>
@@ -868,92 +1801,55 @@
         </w:trPr>
         <w:tc>
           <w:tcPr>
-            <w:tcW w:type="dxa" w:w="2200"/>
-            <w:shd w:fill="F7F3ED"/>
+            <w:tcW w:type="dxa" w:w="3000"/>
             <w:tcMar>
-              <w:top w:w="80" w:type="dxa"/>
+              <w:top w:w="100" w:type="dxa"/>
               <w:start w:w="120" w:type="dxa"/>
-              <w:bottom w:w="80" w:type="dxa"/>
+              <w:bottom w:w="100" w:type="dxa"/>
               <w:end w:w="120" w:type="dxa"/>
             </w:tcMar>
             <w:vAlign w:val="center"/>
           </w:tcPr>
           <w:p>
             <w:pPr>
-              <w:spacing w:before="0" w:after="40" w:line="252" w:lineRule="auto"/>
-              <w:jc w:val="left"/>
+              <w:spacing w:after="20" w:line="247" w:lineRule="auto"/>
             </w:pPr>
             <w:r/>
             <w:r>
               <w:rPr>
-                <w:rFonts w:ascii="Calibri" w:hAnsi="Calibri"/>
-                <w:b/>
-                <w:color w:val="000000"/>
-                <w:sz w:val="19"/>
+                <w:rFonts w:ascii="Aptos" w:hAnsi="Aptos"/>
+                <w:b w:val="0"/>
+                <w:i w:val="0"/>
+                <w:color w:val="1A1F2C"/>
+                <w:sz w:val="18"/>
               </w:rPr>
-              <w:t>Leading indicator:</w:t>
-            </w:r>
-            <w:r>
-              <w:rPr>
-                <w:rFonts w:ascii="Calibri" w:hAnsi="Calibri"/>
-                <w:color w:val="000000"/>
-                <w:sz w:val="19"/>
-              </w:rPr>
-              <w:t xml:space="preserve"> At least one observable measure should move before or with the expected revenue effect.</w:t>
+              <w:t>Forecast effect</w:t>
             </w:r>
           </w:p>
         </w:tc>
         <w:tc>
           <w:tcPr>
-            <w:tcW w:type="dxa" w:w="3480"/>
-            <w:shd w:fill="F7F3ED"/>
+            <w:tcW w:type="dxa" w:w="6360"/>
             <w:tcMar>
-              <w:top w:w="80" w:type="dxa"/>
+              <w:top w:w="100" w:type="dxa"/>
               <w:start w:w="120" w:type="dxa"/>
-              <w:bottom w:w="80" w:type="dxa"/>
+              <w:bottom w:w="100" w:type="dxa"/>
               <w:end w:w="120" w:type="dxa"/>
             </w:tcMar>
             <w:vAlign w:val="center"/>
           </w:tcPr>
           <w:p>
             <w:pPr>
-              <w:spacing w:before="0" w:after="40" w:line="252" w:lineRule="auto"/>
-              <w:jc w:val="left"/>
+              <w:spacing w:after="20" w:line="247" w:lineRule="auto"/>
             </w:pPr>
             <w:r/>
             <w:r>
               <w:rPr>
-                <w:rFonts w:ascii="Calibri" w:hAnsi="Calibri"/>
-                <w:color w:val="000000"/>
-                <w:sz w:val="19"/>
-              </w:rPr>
-              <w:t>[ ]</w:t>
-            </w:r>
-          </w:p>
-        </w:tc>
-        <w:tc>
-          <w:tcPr>
-            <w:tcW w:type="dxa" w:w="3680"/>
-            <w:shd w:fill="F7F3ED"/>
-            <w:tcMar>
-              <w:top w:w="80" w:type="dxa"/>
-              <w:start w:w="120" w:type="dxa"/>
-              <w:bottom w:w="80" w:type="dxa"/>
-              <w:end w:w="120" w:type="dxa"/>
-            </w:tcMar>
-            <w:vAlign w:val="center"/>
-          </w:tcPr>
-          <w:p>
-            <w:pPr>
-              <w:spacing w:before="0" w:after="40" w:line="252" w:lineRule="auto"/>
-              <w:jc w:val="left"/>
-            </w:pPr>
-            <w:r/>
-            <w:r>
-              <w:rPr>
-                <w:rFonts w:ascii="Calibri" w:hAnsi="Calibri"/>
-                <w:color w:val="000000"/>
-                <w:sz w:val="19"/>
+                <w:rFonts w:ascii="Aptos" w:hAnsi="Aptos"/>
+                <w:b w:val="0"/>
+                <w:i w:val="0"/>
+                <w:color w:val="1A1F2C"/>
+                <w:sz w:val="18"/>
               </w:rPr>
               <w:t>[Type here.]</w:t>
             </w:r>
@@ -966,89 +1862,215 @@
         </w:trPr>
         <w:tc>
           <w:tcPr>
-            <w:tcW w:type="dxa" w:w="2200"/>
+            <w:tcW w:type="dxa" w:w="3000"/>
+            <w:shd w:fill="FAF8F3"/>
             <w:tcMar>
-              <w:top w:w="80" w:type="dxa"/>
+              <w:top w:w="100" w:type="dxa"/>
               <w:start w:w="120" w:type="dxa"/>
-              <w:bottom w:w="80" w:type="dxa"/>
+              <w:bottom w:w="100" w:type="dxa"/>
               <w:end w:w="120" w:type="dxa"/>
             </w:tcMar>
             <w:vAlign w:val="center"/>
           </w:tcPr>
           <w:p>
             <w:pPr>
-              <w:spacing w:before="0" w:after="40" w:line="252" w:lineRule="auto"/>
-              <w:jc w:val="left"/>
+              <w:spacing w:after="20" w:line="247" w:lineRule="auto"/>
             </w:pPr>
             <w:r/>
             <w:r>
               <w:rPr>
-                <w:rFonts w:ascii="Calibri" w:hAnsi="Calibri"/>
-                <w:b/>
-                <w:color w:val="000000"/>
-                <w:sz w:val="19"/>
+                <w:rFonts w:ascii="Aptos" w:hAnsi="Aptos"/>
+                <w:b w:val="0"/>
+                <w:i w:val="0"/>
+                <w:color w:val="1A1F2C"/>
+                <w:sz w:val="18"/>
               </w:rPr>
-              <w:t>Falsification evidence:</w:t>
-            </w:r>
-            <w:r>
-              <w:rPr>
-                <w:rFonts w:ascii="Calibri" w:hAnsi="Calibri"/>
-                <w:color w:val="000000"/>
-                <w:sz w:val="19"/>
-              </w:rPr>
-              <w:t xml:space="preserve"> A reasonable observation could weaken or disprove the claim; the hypothesis cannot be true under every outcome.</w:t>
+              <w:t>CFO response</w:t>
             </w:r>
           </w:p>
         </w:tc>
         <w:tc>
           <w:tcPr>
-            <w:tcW w:type="dxa" w:w="3480"/>
+            <w:tcW w:type="dxa" w:w="6360"/>
+            <w:shd w:fill="FAF8F3"/>
             <w:tcMar>
-              <w:top w:w="80" w:type="dxa"/>
+              <w:top w:w="100" w:type="dxa"/>
               <w:start w:w="120" w:type="dxa"/>
-              <w:bottom w:w="80" w:type="dxa"/>
+              <w:bottom w:w="100" w:type="dxa"/>
               <w:end w:w="120" w:type="dxa"/>
             </w:tcMar>
             <w:vAlign w:val="center"/>
           </w:tcPr>
           <w:p>
             <w:pPr>
-              <w:spacing w:before="0" w:after="40" w:line="252" w:lineRule="auto"/>
-              <w:jc w:val="left"/>
+              <w:spacing w:after="20" w:line="247" w:lineRule="auto"/>
             </w:pPr>
             <w:r/>
             <w:r>
               <w:rPr>
-                <w:rFonts w:ascii="Calibri" w:hAnsi="Calibri"/>
-                <w:color w:val="000000"/>
-                <w:sz w:val="19"/>
+                <w:rFonts w:ascii="Aptos" w:hAnsi="Aptos"/>
+                <w:b w:val="0"/>
+                <w:i w:val="0"/>
+                <w:color w:val="1A1F2C"/>
+                <w:sz w:val="18"/>
               </w:rPr>
-              <w:t>[ ]</w:t>
+              <w:t>[Type here.]</w:t>
             </w:r>
           </w:p>
         </w:tc>
+      </w:tr>
+    </w:tbl>
+    <w:p>
+      <w:pPr>
+        <w:spacing w:after="20"/>
+      </w:pPr>
+    </w:p>
+    <w:p>
+      <w:r>
+        <w:br w:type="page"/>
+      </w:r>
+    </w:p>
+    <w:p>
+      <w:pPr>
+        <w:pStyle w:val="Heading2"/>
+        <w:keepNext/>
+      </w:pPr>
+      <w:r>
+        <w:t>Downside</w:t>
+      </w:r>
+    </w:p>
+    <w:tbl>
+      <w:tblPr>
+        <w:tblStyle w:val="TableGrid"/>
+        <w:tblW w:type="dxa" w:w="9360"/>
+        <w:jc w:val="left"/>
+        <w:tblLayout w:type="fixed"/>
+        <w:tblLook w:firstColumn="1" w:firstRow="1" w:lastColumn="0" w:lastRow="0" w:noHBand="0" w:noVBand="1" w:val="04A0"/>
+        <w:tblInd w:w="120" w:type="dxa"/>
+      </w:tblPr>
+      <w:tblGrid>
+        <w:gridCol w:w="3000"/>
+        <w:gridCol w:w="6360"/>
+      </w:tblGrid>
+      <w:tr>
+        <w:trPr>
+          <w:tblHeader w:val="true"/>
+          <w:cantSplit/>
+        </w:trPr>
         <w:tc>
           <w:tcPr>
-            <w:tcW w:type="dxa" w:w="3680"/>
+            <w:tcW w:type="dxa" w:w="3000"/>
+            <w:shd w:fill="EDF3F7"/>
             <w:tcMar>
-              <w:top w:w="80" w:type="dxa"/>
+              <w:top w:w="100" w:type="dxa"/>
               <w:start w:w="120" w:type="dxa"/>
-              <w:bottom w:w="80" w:type="dxa"/>
+              <w:bottom w:w="100" w:type="dxa"/>
               <w:end w:w="120" w:type="dxa"/>
             </w:tcMar>
             <w:vAlign w:val="center"/>
           </w:tcPr>
           <w:p>
             <w:pPr>
-              <w:spacing w:before="0" w:after="40" w:line="252" w:lineRule="auto"/>
-              <w:jc w:val="left"/>
+              <w:spacing w:after="20" w:line="247" w:lineRule="auto"/>
             </w:pPr>
             <w:r/>
             <w:r>
               <w:rPr>
-                <w:rFonts w:ascii="Calibri" w:hAnsi="Calibri"/>
-                <w:color w:val="000000"/>
-                <w:sz w:val="19"/>
+                <w:rFonts w:ascii="Aptos" w:hAnsi="Aptos"/>
+                <w:b/>
+                <w:i w:val="0"/>
+                <w:color w:val="152536"/>
+                <w:sz w:val="18"/>
+              </w:rPr>
+              <w:t>Field</w:t>
+            </w:r>
+          </w:p>
+        </w:tc>
+        <w:tc>
+          <w:tcPr>
+            <w:tcW w:type="dxa" w:w="6360"/>
+            <w:shd w:fill="EDF3F7"/>
+            <w:tcMar>
+              <w:top w:w="100" w:type="dxa"/>
+              <w:start w:w="120" w:type="dxa"/>
+              <w:bottom w:w="100" w:type="dxa"/>
+              <w:end w:w="120" w:type="dxa"/>
+            </w:tcMar>
+            <w:vAlign w:val="center"/>
+          </w:tcPr>
+          <w:p>
+            <w:pPr>
+              <w:spacing w:after="20" w:line="247" w:lineRule="auto"/>
+            </w:pPr>
+            <w:r/>
+            <w:r>
+              <w:rPr>
+                <w:rFonts w:ascii="Aptos" w:hAnsi="Aptos"/>
+                <w:b/>
+                <w:i w:val="0"/>
+                <w:color w:val="152536"/>
+                <w:sz w:val="18"/>
+              </w:rPr>
+              <w:t>Response</w:t>
+            </w:r>
+          </w:p>
+        </w:tc>
+      </w:tr>
+      <w:tr>
+        <w:trPr>
+          <w:cantSplit/>
+        </w:trPr>
+        <w:tc>
+          <w:tcPr>
+            <w:tcW w:type="dxa" w:w="3000"/>
+            <w:tcMar>
+              <w:top w:w="100" w:type="dxa"/>
+              <w:start w:w="120" w:type="dxa"/>
+              <w:bottom w:w="100" w:type="dxa"/>
+              <w:end w:w="120" w:type="dxa"/>
+            </w:tcMar>
+            <w:vAlign w:val="center"/>
+          </w:tcPr>
+          <w:p>
+            <w:pPr>
+              <w:spacing w:after="20" w:line="247" w:lineRule="auto"/>
+            </w:pPr>
+            <w:r/>
+            <w:r>
+              <w:rPr>
+                <w:rFonts w:ascii="Aptos" w:hAnsi="Aptos"/>
+                <w:b w:val="0"/>
+                <w:i w:val="0"/>
+                <w:color w:val="1A1F2C"/>
+                <w:sz w:val="18"/>
+              </w:rPr>
+              <w:t>Driver assumption</w:t>
+            </w:r>
+          </w:p>
+        </w:tc>
+        <w:tc>
+          <w:tcPr>
+            <w:tcW w:type="dxa" w:w="6360"/>
+            <w:tcMar>
+              <w:top w:w="100" w:type="dxa"/>
+              <w:start w:w="120" w:type="dxa"/>
+              <w:bottom w:w="100" w:type="dxa"/>
+              <w:end w:w="120" w:type="dxa"/>
+            </w:tcMar>
+            <w:vAlign w:val="center"/>
+          </w:tcPr>
+          <w:p>
+            <w:pPr>
+              <w:spacing w:after="20" w:line="247" w:lineRule="auto"/>
+            </w:pPr>
+            <w:r/>
+            <w:r>
+              <w:rPr>
+                <w:rFonts w:ascii="Aptos" w:hAnsi="Aptos"/>
+                <w:b w:val="0"/>
+                <w:i w:val="0"/>
+                <w:color w:val="1A1F2C"/>
+                <w:sz w:val="18"/>
               </w:rPr>
               <w:t>[Type here.]</w:t>
             </w:r>
@@ -1061,92 +2083,57 @@
         </w:trPr>
         <w:tc>
           <w:tcPr>
-            <w:tcW w:type="dxa" w:w="2200"/>
-            <w:shd w:fill="F7F3ED"/>
+            <w:tcW w:type="dxa" w:w="3000"/>
+            <w:shd w:fill="FAF8F3"/>
             <w:tcMar>
-              <w:top w:w="80" w:type="dxa"/>
+              <w:top w:w="100" w:type="dxa"/>
               <w:start w:w="120" w:type="dxa"/>
-              <w:bottom w:w="80" w:type="dxa"/>
+              <w:bottom w:w="100" w:type="dxa"/>
               <w:end w:w="120" w:type="dxa"/>
             </w:tcMar>
             <w:vAlign w:val="center"/>
           </w:tcPr>
           <w:p>
             <w:pPr>
-              <w:spacing w:before="0" w:after="40" w:line="252" w:lineRule="auto"/>
-              <w:jc w:val="left"/>
+              <w:spacing w:after="20" w:line="247" w:lineRule="auto"/>
             </w:pPr>
             <w:r/>
             <w:r>
               <w:rPr>
-                <w:rFonts w:ascii="Calibri" w:hAnsi="Calibri"/>
-                <w:b/>
-                <w:color w:val="000000"/>
-                <w:sz w:val="19"/>
+                <w:rFonts w:ascii="Aptos" w:hAnsi="Aptos"/>
+                <w:b w:val="0"/>
+                <w:i w:val="0"/>
+                <w:color w:val="1A1F2C"/>
+                <w:sz w:val="18"/>
               </w:rPr>
-              <w:t>Alternative explanation:</w:t>
-            </w:r>
-            <w:r>
-              <w:rPr>
-                <w:rFonts w:ascii="Calibri" w:hAnsi="Calibri"/>
-                <w:color w:val="000000"/>
-                <w:sz w:val="19"/>
-              </w:rPr>
-              <w:t xml:space="preserve"> At least one other plausible cause is named and can be compared with the preferred explanation.</w:t>
+              <w:t>Observable indicator or trigger</w:t>
             </w:r>
           </w:p>
         </w:tc>
         <w:tc>
           <w:tcPr>
-            <w:tcW w:type="dxa" w:w="3480"/>
-            <w:shd w:fill="F7F3ED"/>
+            <w:tcW w:type="dxa" w:w="6360"/>
+            <w:shd w:fill="FAF8F3"/>
             <w:tcMar>
-              <w:top w:w="80" w:type="dxa"/>
+              <w:top w:w="100" w:type="dxa"/>
               <w:start w:w="120" w:type="dxa"/>
-              <w:bottom w:w="80" w:type="dxa"/>
+              <w:bottom w:w="100" w:type="dxa"/>
               <w:end w:w="120" w:type="dxa"/>
             </w:tcMar>
             <w:vAlign w:val="center"/>
           </w:tcPr>
           <w:p>
             <w:pPr>
-              <w:spacing w:before="0" w:after="40" w:line="252" w:lineRule="auto"/>
-              <w:jc w:val="left"/>
+              <w:spacing w:after="20" w:line="247" w:lineRule="auto"/>
             </w:pPr>
             <w:r/>
             <w:r>
               <w:rPr>
-                <w:rFonts w:ascii="Calibri" w:hAnsi="Calibri"/>
-                <w:color w:val="000000"/>
-                <w:sz w:val="19"/>
-              </w:rPr>
-              <w:t>[ ]</w:t>
-            </w:r>
-          </w:p>
-        </w:tc>
-        <w:tc>
-          <w:tcPr>
-            <w:tcW w:type="dxa" w:w="3680"/>
-            <w:shd w:fill="F7F3ED"/>
-            <w:tcMar>
-              <w:top w:w="80" w:type="dxa"/>
-              <w:start w:w="120" w:type="dxa"/>
-              <w:bottom w:w="80" w:type="dxa"/>
-              <w:end w:w="120" w:type="dxa"/>
-            </w:tcMar>
-            <w:vAlign w:val="center"/>
-          </w:tcPr>
-          <w:p>
-            <w:pPr>
-              <w:spacing w:before="0" w:after="40" w:line="252" w:lineRule="auto"/>
-              <w:jc w:val="left"/>
-            </w:pPr>
-            <w:r/>
-            <w:r>
-              <w:rPr>
-                <w:rFonts w:ascii="Calibri" w:hAnsi="Calibri"/>
-                <w:color w:val="000000"/>
-                <w:sz w:val="19"/>
+                <w:rFonts w:ascii="Aptos" w:hAnsi="Aptos"/>
+                <w:b w:val="0"/>
+                <w:i w:val="0"/>
+                <w:color w:val="1A1F2C"/>
+                <w:sz w:val="18"/>
               </w:rPr>
               <w:t>[Type here.]</w:t>
             </w:r>
@@ -1159,89 +2146,55 @@
         </w:trPr>
         <w:tc>
           <w:tcPr>
-            <w:tcW w:type="dxa" w:w="2200"/>
+            <w:tcW w:type="dxa" w:w="3000"/>
             <w:tcMar>
-              <w:top w:w="80" w:type="dxa"/>
+              <w:top w:w="100" w:type="dxa"/>
               <w:start w:w="120" w:type="dxa"/>
-              <w:bottom w:w="80" w:type="dxa"/>
+              <w:bottom w:w="100" w:type="dxa"/>
               <w:end w:w="120" w:type="dxa"/>
             </w:tcMar>
             <w:vAlign w:val="center"/>
           </w:tcPr>
           <w:p>
             <w:pPr>
-              <w:spacing w:before="0" w:after="40" w:line="252" w:lineRule="auto"/>
-              <w:jc w:val="left"/>
+              <w:spacing w:after="20" w:line="247" w:lineRule="auto"/>
             </w:pPr>
             <w:r/>
             <w:r>
               <w:rPr>
-                <w:rFonts w:ascii="Calibri" w:hAnsi="Calibri"/>
-                <w:b/>
-                <w:color w:val="000000"/>
-                <w:sz w:val="19"/>
+                <w:rFonts w:ascii="Aptos" w:hAnsi="Aptos"/>
+                <w:b w:val="0"/>
+                <w:i w:val="0"/>
+                <w:color w:val="1A1F2C"/>
+                <w:sz w:val="18"/>
               </w:rPr>
-              <w:t>Comparability:</w:t>
-            </w:r>
-            <w:r>
-              <w:rPr>
-                <w:rFonts w:ascii="Calibri" w:hAnsi="Calibri"/>
-                <w:color w:val="000000"/>
-                <w:sz w:val="19"/>
-              </w:rPr>
-              <w:t xml:space="preserve"> Definitions, units, fiscal periods, and segment changes are sufficiently consistent or limitations are stated.</w:t>
+              <w:t>Forecast effect</w:t>
             </w:r>
           </w:p>
         </w:tc>
         <w:tc>
           <w:tcPr>
-            <w:tcW w:type="dxa" w:w="3480"/>
+            <w:tcW w:type="dxa" w:w="6360"/>
             <w:tcMar>
-              <w:top w:w="80" w:type="dxa"/>
+              <w:top w:w="100" w:type="dxa"/>
               <w:start w:w="120" w:type="dxa"/>
-              <w:bottom w:w="80" w:type="dxa"/>
+              <w:bottom w:w="100" w:type="dxa"/>
               <w:end w:w="120" w:type="dxa"/>
             </w:tcMar>
             <w:vAlign w:val="center"/>
           </w:tcPr>
           <w:p>
             <w:pPr>
-              <w:spacing w:before="0" w:after="40" w:line="252" w:lineRule="auto"/>
-              <w:jc w:val="left"/>
+              <w:spacing w:after="20" w:line="247" w:lineRule="auto"/>
             </w:pPr>
             <w:r/>
             <w:r>
               <w:rPr>
-                <w:rFonts w:ascii="Calibri" w:hAnsi="Calibri"/>
-                <w:color w:val="000000"/>
-                <w:sz w:val="19"/>
-              </w:rPr>
-              <w:t>[ ]</w:t>
-            </w:r>
-          </w:p>
-        </w:tc>
-        <w:tc>
-          <w:tcPr>
-            <w:tcW w:type="dxa" w:w="3680"/>
-            <w:tcMar>
-              <w:top w:w="80" w:type="dxa"/>
-              <w:start w:w="120" w:type="dxa"/>
-              <w:bottom w:w="80" w:type="dxa"/>
-              <w:end w:w="120" w:type="dxa"/>
-            </w:tcMar>
-            <w:vAlign w:val="center"/>
-          </w:tcPr>
-          <w:p>
-            <w:pPr>
-              <w:spacing w:before="0" w:after="40" w:line="252" w:lineRule="auto"/>
-              <w:jc w:val="left"/>
-            </w:pPr>
-            <w:r/>
-            <w:r>
-              <w:rPr>
-                <w:rFonts w:ascii="Calibri" w:hAnsi="Calibri"/>
-                <w:color w:val="000000"/>
-                <w:sz w:val="19"/>
+                <w:rFonts w:ascii="Aptos" w:hAnsi="Aptos"/>
+                <w:b w:val="0"/>
+                <w:i w:val="0"/>
+                <w:color w:val="1A1F2C"/>
+                <w:sz w:val="18"/>
               </w:rPr>
               <w:t>[Type here.]</w:t>
             </w:r>
@@ -1254,285 +2207,57 @@
         </w:trPr>
         <w:tc>
           <w:tcPr>
-            <w:tcW w:type="dxa" w:w="2200"/>
-            <w:shd w:fill="F7F3ED"/>
+            <w:tcW w:type="dxa" w:w="3000"/>
+            <w:shd w:fill="FAF8F3"/>
             <w:tcMar>
-              <w:top w:w="80" w:type="dxa"/>
+              <w:top w:w="100" w:type="dxa"/>
               <w:start w:w="120" w:type="dxa"/>
-              <w:bottom w:w="80" w:type="dxa"/>
+              <w:bottom w:w="100" w:type="dxa"/>
               <w:end w:w="120" w:type="dxa"/>
             </w:tcMar>
             <w:vAlign w:val="center"/>
           </w:tcPr>
           <w:p>
             <w:pPr>
-              <w:spacing w:before="0" w:after="40" w:line="252" w:lineRule="auto"/>
-              <w:jc w:val="left"/>
+              <w:spacing w:after="20" w:line="247" w:lineRule="auto"/>
             </w:pPr>
             <w:r/>
             <w:r>
               <w:rPr>
-                <w:rFonts w:ascii="Calibri" w:hAnsi="Calibri"/>
-                <w:b/>
-                <w:color w:val="000000"/>
-                <w:sz w:val="19"/>
+                <w:rFonts w:ascii="Aptos" w:hAnsi="Aptos"/>
+                <w:b w:val="0"/>
+                <w:i w:val="0"/>
+                <w:color w:val="1A1F2C"/>
+                <w:sz w:val="18"/>
               </w:rPr>
-              <w:t>No unsupported precision:</w:t>
-            </w:r>
-            <w:r>
-              <w:rPr>
-                <w:rFonts w:ascii="Calibri" w:hAnsi="Calibri"/>
-                <w:color w:val="000000"/>
-                <w:sz w:val="19"/>
-              </w:rPr>
-              <w:t xml:space="preserve"> Any threshold or magnitude is sourced, calculated, or clearly labeled as a later scenario assumption.</w:t>
+              <w:t>CFO response</w:t>
             </w:r>
           </w:p>
         </w:tc>
         <w:tc>
           <w:tcPr>
-            <w:tcW w:type="dxa" w:w="3480"/>
-            <w:shd w:fill="F7F3ED"/>
+            <w:tcW w:type="dxa" w:w="6360"/>
+            <w:shd w:fill="FAF8F3"/>
             <w:tcMar>
-              <w:top w:w="80" w:type="dxa"/>
+              <w:top w:w="100" w:type="dxa"/>
               <w:start w:w="120" w:type="dxa"/>
-              <w:bottom w:w="80" w:type="dxa"/>
+              <w:bottom w:w="100" w:type="dxa"/>
               <w:end w:w="120" w:type="dxa"/>
             </w:tcMar>
             <w:vAlign w:val="center"/>
           </w:tcPr>
           <w:p>
             <w:pPr>
-              <w:spacing w:before="0" w:after="40" w:line="252" w:lineRule="auto"/>
-              <w:jc w:val="left"/>
+              <w:spacing w:after="20" w:line="247" w:lineRule="auto"/>
             </w:pPr>
             <w:r/>
             <w:r>
               <w:rPr>
-                <w:rFonts w:ascii="Calibri" w:hAnsi="Calibri"/>
-                <w:color w:val="000000"/>
-                <w:sz w:val="19"/>
-              </w:rPr>
-              <w:t>[ ]</w:t>
-            </w:r>
-          </w:p>
-        </w:tc>
-        <w:tc>
-          <w:tcPr>
-            <w:tcW w:type="dxa" w:w="3680"/>
-            <w:shd w:fill="F7F3ED"/>
-            <w:tcMar>
-              <w:top w:w="80" w:type="dxa"/>
-              <w:start w:w="120" w:type="dxa"/>
-              <w:bottom w:w="80" w:type="dxa"/>
-              <w:end w:w="120" w:type="dxa"/>
-            </w:tcMar>
-            <w:vAlign w:val="center"/>
-          </w:tcPr>
-          <w:p>
-            <w:pPr>
-              <w:spacing w:before="0" w:after="40" w:line="252" w:lineRule="auto"/>
-              <w:jc w:val="left"/>
-            </w:pPr>
-            <w:r/>
-            <w:r>
-              <w:rPr>
-                <w:rFonts w:ascii="Calibri" w:hAnsi="Calibri"/>
-                <w:color w:val="000000"/>
-                <w:sz w:val="19"/>
-              </w:rPr>
-              <w:t>[Type here.]</w:t>
-            </w:r>
-          </w:p>
-        </w:tc>
-      </w:tr>
-      <w:tr>
-        <w:trPr>
-          <w:cantSplit/>
-        </w:trPr>
-        <w:tc>
-          <w:tcPr>
-            <w:tcW w:type="dxa" w:w="2200"/>
-            <w:tcMar>
-              <w:top w:w="80" w:type="dxa"/>
-              <w:start w:w="120" w:type="dxa"/>
-              <w:bottom w:w="80" w:type="dxa"/>
-              <w:end w:w="120" w:type="dxa"/>
-            </w:tcMar>
-            <w:vAlign w:val="center"/>
-          </w:tcPr>
-          <w:p>
-            <w:pPr>
-              <w:spacing w:before="0" w:after="40" w:line="252" w:lineRule="auto"/>
-              <w:jc w:val="left"/>
-            </w:pPr>
-            <w:r/>
-            <w:r>
-              <w:rPr>
-                <w:rFonts w:ascii="Calibri" w:hAnsi="Calibri"/>
-                <w:b/>
-                <w:color w:val="000000"/>
-                <w:sz w:val="19"/>
-              </w:rPr>
-              <w:t>Scenario linkage:</w:t>
-            </w:r>
-            <w:r>
-              <w:rPr>
-                <w:rFonts w:ascii="Calibri" w:hAnsi="Calibri"/>
-                <w:color w:val="000000"/>
-                <w:sz w:val="19"/>
-              </w:rPr>
-              <w:t xml:space="preserve"> Base, upside, and downside cases change the named driver or its effect—not an unrelated valuation output.</w:t>
-            </w:r>
-          </w:p>
-        </w:tc>
-        <w:tc>
-          <w:tcPr>
-            <w:tcW w:type="dxa" w:w="3480"/>
-            <w:tcMar>
-              <w:top w:w="80" w:type="dxa"/>
-              <w:start w:w="120" w:type="dxa"/>
-              <w:bottom w:w="80" w:type="dxa"/>
-              <w:end w:w="120" w:type="dxa"/>
-            </w:tcMar>
-            <w:vAlign w:val="center"/>
-          </w:tcPr>
-          <w:p>
-            <w:pPr>
-              <w:spacing w:before="0" w:after="40" w:line="252" w:lineRule="auto"/>
-              <w:jc w:val="left"/>
-            </w:pPr>
-            <w:r/>
-            <w:r>
-              <w:rPr>
-                <w:rFonts w:ascii="Calibri" w:hAnsi="Calibri"/>
-                <w:color w:val="000000"/>
-                <w:sz w:val="19"/>
-              </w:rPr>
-              <w:t>[ ]</w:t>
-            </w:r>
-          </w:p>
-        </w:tc>
-        <w:tc>
-          <w:tcPr>
-            <w:tcW w:type="dxa" w:w="3680"/>
-            <w:tcMar>
-              <w:top w:w="80" w:type="dxa"/>
-              <w:start w:w="120" w:type="dxa"/>
-              <w:bottom w:w="80" w:type="dxa"/>
-              <w:end w:w="120" w:type="dxa"/>
-            </w:tcMar>
-            <w:vAlign w:val="center"/>
-          </w:tcPr>
-          <w:p>
-            <w:pPr>
-              <w:spacing w:before="0" w:after="40" w:line="252" w:lineRule="auto"/>
-              <w:jc w:val="left"/>
-            </w:pPr>
-            <w:r/>
-            <w:r>
-              <w:rPr>
-                <w:rFonts w:ascii="Calibri" w:hAnsi="Calibri"/>
-                <w:color w:val="000000"/>
-                <w:sz w:val="19"/>
-              </w:rPr>
-              <w:t>[Type here.]</w:t>
-            </w:r>
-          </w:p>
-        </w:tc>
-      </w:tr>
-      <w:tr>
-        <w:trPr>
-          <w:cantSplit/>
-        </w:trPr>
-        <w:tc>
-          <w:tcPr>
-            <w:tcW w:type="dxa" w:w="2200"/>
-            <w:shd w:fill="F7F3ED"/>
-            <w:tcMar>
-              <w:top w:w="80" w:type="dxa"/>
-              <w:start w:w="120" w:type="dxa"/>
-              <w:bottom w:w="80" w:type="dxa"/>
-              <w:end w:w="120" w:type="dxa"/>
-            </w:tcMar>
-            <w:vAlign w:val="center"/>
-          </w:tcPr>
-          <w:p>
-            <w:pPr>
-              <w:spacing w:before="0" w:after="40" w:line="252" w:lineRule="auto"/>
-              <w:jc w:val="left"/>
-            </w:pPr>
-            <w:r/>
-            <w:r>
-              <w:rPr>
-                <w:rFonts w:ascii="Calibri" w:hAnsi="Calibri"/>
-                <w:b/>
-                <w:color w:val="000000"/>
-                <w:sz w:val="19"/>
-              </w:rPr>
-              <w:t>CFO decision linkage:</w:t>
-            </w:r>
-            <w:r>
-              <w:rPr>
-                <w:rFonts w:ascii="Calibri" w:hAnsi="Calibri"/>
-                <w:color w:val="000000"/>
-                <w:sz w:val="19"/>
-              </w:rPr>
-              <w:t xml:space="preserve"> The evidence could change whether the CFO accelerates, stages, pauses, modifies, or rejects the approved action.</w:t>
-            </w:r>
-          </w:p>
-        </w:tc>
-        <w:tc>
-          <w:tcPr>
-            <w:tcW w:type="dxa" w:w="3480"/>
-            <w:shd w:fill="F7F3ED"/>
-            <w:tcMar>
-              <w:top w:w="80" w:type="dxa"/>
-              <w:start w:w="120" w:type="dxa"/>
-              <w:bottom w:w="80" w:type="dxa"/>
-              <w:end w:w="120" w:type="dxa"/>
-            </w:tcMar>
-            <w:vAlign w:val="center"/>
-          </w:tcPr>
-          <w:p>
-            <w:pPr>
-              <w:spacing w:before="0" w:after="40" w:line="252" w:lineRule="auto"/>
-              <w:jc w:val="left"/>
-            </w:pPr>
-            <w:r/>
-            <w:r>
-              <w:rPr>
-                <w:rFonts w:ascii="Calibri" w:hAnsi="Calibri"/>
-                <w:color w:val="000000"/>
-                <w:sz w:val="19"/>
-              </w:rPr>
-              <w:t>[ ]</w:t>
-            </w:r>
-          </w:p>
-        </w:tc>
-        <w:tc>
-          <w:tcPr>
-            <w:tcW w:type="dxa" w:w="3680"/>
-            <w:shd w:fill="F7F3ED"/>
-            <w:tcMar>
-              <w:top w:w="80" w:type="dxa"/>
-              <w:start w:w="120" w:type="dxa"/>
-              <w:bottom w:w="80" w:type="dxa"/>
-              <w:end w:w="120" w:type="dxa"/>
-            </w:tcMar>
-            <w:vAlign w:val="center"/>
-          </w:tcPr>
-          <w:p>
-            <w:pPr>
-              <w:spacing w:before="0" w:after="40" w:line="252" w:lineRule="auto"/>
-              <w:jc w:val="left"/>
-            </w:pPr>
-            <w:r/>
-            <w:r>
-              <w:rPr>
-                <w:rFonts w:ascii="Calibri" w:hAnsi="Calibri"/>
-                <w:color w:val="000000"/>
-                <w:sz w:val="19"/>
+                <w:rFonts w:ascii="Aptos" w:hAnsi="Aptos"/>
+                <w:b w:val="0"/>
+                <w:i w:val="0"/>
+                <w:color w:val="1A1F2C"/>
+                <w:sz w:val="18"/>
               </w:rPr>
               <w:t>[Type here.]</w:t>
             </w:r>
@@ -1542,968 +2267,217 @@
     </w:tbl>
     <w:p>
       <w:pPr>
-        <w:spacing w:before="0" w:after="40" w:line="264" w:lineRule="auto"/>
+        <w:spacing w:after="20"/>
       </w:pPr>
     </w:p>
     <w:p>
       <w:pPr>
-        <w:pStyle w:val="Heading2"/>
+        <w:pStyle w:val="Heading1"/>
+        <w:keepNext/>
       </w:pPr>
       <w:r>
-        <w:rPr>
-          <w:rFonts w:ascii="Calibri" w:hAnsi="Calibri"/>
-          <w:color w:val="175FA9"/>
-          <w:sz w:val="26"/>
-        </w:rPr>
-        <w:t>C. Fast diagnostic</w:t>
-      </w:r>
-    </w:p>
-    <w:p>
-      <w:pPr>
-        <w:spacing w:before="0" w:after="120" w:line="264" w:lineRule="auto"/>
-      </w:pPr>
-      <w:r>
-        <w:rPr>
-          <w:rFonts w:ascii="Calibri" w:hAnsi="Calibri"/>
-          <w:color w:val="000000"/>
-          <w:sz w:val="22"/>
-        </w:rPr>
-        <w:t>Revise the hypothesis if any statement below is true:</w:t>
-      </w:r>
-    </w:p>
-    <w:p>
-      <w:pPr>
-        <w:pStyle w:val="ListBullet"/>
-      </w:pPr>
-      <w:r>
-        <w:rPr>
-          <w:rFonts w:ascii="Calibri" w:hAnsi="Calibri"/>
-          <w:color w:val="000000"/>
-          <w:sz w:val="22"/>
-        </w:rPr>
-        <w:t>It predicts only that revenue “will grow” or “will decline.”</w:t>
-      </w:r>
-    </w:p>
-    <w:p>
-      <w:pPr>
-        <w:pStyle w:val="ListBullet"/>
-      </w:pPr>
-      <w:r>
-        <w:rPr>
-          <w:rFonts w:ascii="Calibri" w:hAnsi="Calibri"/>
-          <w:color w:val="000000"/>
-          <w:sz w:val="22"/>
-        </w:rPr>
-        <w:t>It relies on a stock-price target, valuation multiple, or analyst rating as the cause of revenue.</w:t>
-      </w:r>
-    </w:p>
-    <w:p>
-      <w:pPr>
-        <w:pStyle w:val="ListBullet"/>
-      </w:pPr>
-      <w:r>
-        <w:rPr>
-          <w:rFonts w:ascii="Calibri" w:hAnsi="Calibri"/>
-          <w:color w:val="000000"/>
-          <w:sz w:val="22"/>
-        </w:rPr>
-        <w:t>It names several unrelated drivers so that no single claim can be tested.</w:t>
-      </w:r>
-    </w:p>
-    <w:p>
-      <w:pPr>
-        <w:pStyle w:val="ListBullet"/>
-      </w:pPr>
-      <w:r>
-        <w:rPr>
-          <w:rFonts w:ascii="Calibri" w:hAnsi="Calibri"/>
-          <w:color w:val="000000"/>
-          <w:sz w:val="22"/>
-        </w:rPr>
-        <w:t>It confuses correlation with causation and does not name an alternative explanation.</w:t>
-      </w:r>
-    </w:p>
-    <w:p>
-      <w:pPr>
-        <w:pStyle w:val="ListBullet"/>
-      </w:pPr>
-      <w:r>
-        <w:rPr>
-          <w:rFonts w:ascii="Calibri" w:hAnsi="Calibri"/>
-          <w:color w:val="000000"/>
-          <w:sz w:val="22"/>
-        </w:rPr>
-        <w:t>It cannot be weakened by any observable evidence.</w:t>
-      </w:r>
-    </w:p>
-    <w:p>
-      <w:pPr>
-        <w:pStyle w:val="ListBullet"/>
-      </w:pPr>
-      <w:r>
-        <w:rPr>
-          <w:rFonts w:ascii="Calibri" w:hAnsi="Calibri"/>
-          <w:color w:val="000000"/>
-          <w:sz w:val="22"/>
-        </w:rPr>
-        <w:t>It uses a percentage, market share, peer average, or company figure with no traceable source or calculation.</w:t>
-      </w:r>
-    </w:p>
-    <w:p>
-      <w:pPr>
-        <w:pStyle w:val="ListBullet"/>
-      </w:pPr>
-      <w:r>
-        <w:rPr>
-          <w:rFonts w:ascii="Calibri" w:hAnsi="Calibri"/>
-          <w:color w:val="000000"/>
-          <w:sz w:val="22"/>
-        </w:rPr>
-        <w:t>It describes past performance but does not affect a future assumption or the CFO decision.</w:t>
-      </w:r>
-    </w:p>
-    <w:p>
-      <w:pPr>
-        <w:pStyle w:val="ListBullet"/>
-      </w:pPr>
-      <w:r>
-        <w:rPr>
-          <w:rFonts w:ascii="Calibri" w:hAnsi="Calibri"/>
-          <w:color w:val="000000"/>
-          <w:sz w:val="22"/>
-        </w:rPr>
-        <w:t>It requires nonpublic information or a metric the company does not disclose and cannot be reasonably proxied.</w:t>
-      </w:r>
-    </w:p>
-    <w:p>
-      <w:pPr>
-        <w:pStyle w:val="Heading2"/>
-      </w:pPr>
-      <w:r>
-        <w:rPr>
-          <w:rFonts w:ascii="Calibri" w:hAnsi="Calibri"/>
-          <w:color w:val="175FA9"/>
-          <w:sz w:val="26"/>
-        </w:rPr>
-        <w:t>D. Scenario and decision bridge</w:t>
-      </w:r>
-    </w:p>
-    <w:tbl>
-      <w:tblPr>
-        <w:tblStyle w:val="TableGrid"/>
-        <w:tblW w:type="dxa" w:w="9360"/>
-        <w:jc w:val="left"/>
-        <w:tblLayout w:type="fixed"/>
-        <w:tblLook w:firstColumn="1" w:firstRow="1" w:lastColumn="0" w:lastRow="0" w:noHBand="0" w:noVBand="1" w:val="04A0"/>
-        <w:tblInd w:w="120" w:type="dxa"/>
-      </w:tblPr>
-      <w:tblGrid>
-        <w:gridCol w:w="1450"/>
-        <w:gridCol w:w="2700"/>
-        <w:gridCol w:w="2350"/>
-        <w:gridCol w:w="1600"/>
-        <w:gridCol w:w="1260"/>
-      </w:tblGrid>
-      <w:tr>
-        <w:trPr>
-          <w:tblHeader w:val="true"/>
-          <w:cantSplit/>
-        </w:trPr>
-        <w:tc>
-          <w:tcPr>
-            <w:tcW w:type="dxa" w:w="1450"/>
-            <w:shd w:fill="EAF2F8"/>
-            <w:tcMar>
-              <w:top w:w="80" w:type="dxa"/>
-              <w:start w:w="120" w:type="dxa"/>
-              <w:bottom w:w="80" w:type="dxa"/>
-              <w:end w:w="120" w:type="dxa"/>
-            </w:tcMar>
-            <w:vAlign w:val="center"/>
-          </w:tcPr>
-          <w:p>
-            <w:pPr>
-              <w:spacing w:before="0" w:after="40" w:line="252" w:lineRule="auto"/>
-              <w:jc w:val="left"/>
-            </w:pPr>
-            <w:r>
-              <w:rPr>
-                <w:b/>
-              </w:rPr>
-            </w:r>
-            <w:r>
-              <w:rPr>
-                <w:rFonts w:ascii="Calibri" w:hAnsi="Calibri"/>
-                <w:b/>
-                <w:color w:val="0A2540"/>
-                <w:sz w:val="17"/>
-              </w:rPr>
-              <w:t>Case</w:t>
-            </w:r>
-          </w:p>
-        </w:tc>
-        <w:tc>
-          <w:tcPr>
-            <w:tcW w:type="dxa" w:w="2700"/>
-            <w:shd w:fill="EAF2F8"/>
-            <w:tcMar>
-              <w:top w:w="80" w:type="dxa"/>
-              <w:start w:w="120" w:type="dxa"/>
-              <w:bottom w:w="80" w:type="dxa"/>
-              <w:end w:w="120" w:type="dxa"/>
-            </w:tcMar>
-            <w:vAlign w:val="center"/>
-          </w:tcPr>
-          <w:p>
-            <w:pPr>
-              <w:spacing w:before="0" w:after="40" w:line="252" w:lineRule="auto"/>
-              <w:jc w:val="left"/>
-            </w:pPr>
-            <w:r>
-              <w:rPr>
-                <w:b/>
-              </w:rPr>
-            </w:r>
-            <w:r>
-              <w:rPr>
-                <w:rFonts w:ascii="Calibri" w:hAnsi="Calibri"/>
-                <w:b/>
-                <w:color w:val="0A2540"/>
-                <w:sz w:val="17"/>
-              </w:rPr>
-              <w:t>Driver assumption</w:t>
-            </w:r>
-          </w:p>
-        </w:tc>
-        <w:tc>
-          <w:tcPr>
-            <w:tcW w:type="dxa" w:w="2350"/>
-            <w:shd w:fill="EAF2F8"/>
-            <w:tcMar>
-              <w:top w:w="80" w:type="dxa"/>
-              <w:start w:w="120" w:type="dxa"/>
-              <w:bottom w:w="80" w:type="dxa"/>
-              <w:end w:w="120" w:type="dxa"/>
-            </w:tcMar>
-            <w:vAlign w:val="center"/>
-          </w:tcPr>
-          <w:p>
-            <w:pPr>
-              <w:spacing w:before="0" w:after="40" w:line="252" w:lineRule="auto"/>
-              <w:jc w:val="left"/>
-            </w:pPr>
-            <w:r>
-              <w:rPr>
-                <w:b/>
-              </w:rPr>
-            </w:r>
-            <w:r>
-              <w:rPr>
-                <w:rFonts w:ascii="Calibri" w:hAnsi="Calibri"/>
-                <w:b/>
-                <w:color w:val="0A2540"/>
-                <w:sz w:val="17"/>
-              </w:rPr>
-              <w:t>Observable indicator or trigger</w:t>
-            </w:r>
-          </w:p>
-        </w:tc>
-        <w:tc>
-          <w:tcPr>
-            <w:tcW w:type="dxa" w:w="1600"/>
-            <w:shd w:fill="EAF2F8"/>
-            <w:tcMar>
-              <w:top w:w="80" w:type="dxa"/>
-              <w:start w:w="120" w:type="dxa"/>
-              <w:bottom w:w="80" w:type="dxa"/>
-              <w:end w:w="120" w:type="dxa"/>
-            </w:tcMar>
-            <w:vAlign w:val="center"/>
-          </w:tcPr>
-          <w:p>
-            <w:pPr>
-              <w:spacing w:before="0" w:after="40" w:line="252" w:lineRule="auto"/>
-              <w:jc w:val="left"/>
-            </w:pPr>
-            <w:r>
-              <w:rPr>
-                <w:b/>
-              </w:rPr>
-            </w:r>
-            <w:r>
-              <w:rPr>
-                <w:rFonts w:ascii="Calibri" w:hAnsi="Calibri"/>
-                <w:b/>
-                <w:color w:val="0A2540"/>
-                <w:sz w:val="17"/>
-              </w:rPr>
-              <w:t>Forecast effect</w:t>
-            </w:r>
-          </w:p>
-        </w:tc>
-        <w:tc>
-          <w:tcPr>
-            <w:tcW w:type="dxa" w:w="1260"/>
-            <w:shd w:fill="EAF2F8"/>
-            <w:tcMar>
-              <w:top w:w="80" w:type="dxa"/>
-              <w:start w:w="120" w:type="dxa"/>
-              <w:bottom w:w="80" w:type="dxa"/>
-              <w:end w:w="120" w:type="dxa"/>
-            </w:tcMar>
-            <w:vAlign w:val="center"/>
-          </w:tcPr>
-          <w:p>
-            <w:pPr>
-              <w:spacing w:before="0" w:after="40" w:line="252" w:lineRule="auto"/>
-              <w:jc w:val="center"/>
-            </w:pPr>
-            <w:r>
-              <w:rPr>
-                <w:b/>
-              </w:rPr>
-            </w:r>
-            <w:r>
-              <w:rPr>
-                <w:rFonts w:ascii="Calibri" w:hAnsi="Calibri"/>
-                <w:b/>
-                <w:color w:val="0A2540"/>
-                <w:sz w:val="17"/>
-              </w:rPr>
-              <w:t>CFO response</w:t>
-            </w:r>
-          </w:p>
-        </w:tc>
-      </w:tr>
-      <w:tr>
-        <w:trPr>
-          <w:cantSplit/>
-        </w:trPr>
-        <w:tc>
-          <w:tcPr>
-            <w:tcW w:type="dxa" w:w="1450"/>
-            <w:tcMar>
-              <w:top w:w="80" w:type="dxa"/>
-              <w:start w:w="120" w:type="dxa"/>
-              <w:bottom w:w="80" w:type="dxa"/>
-              <w:end w:w="120" w:type="dxa"/>
-            </w:tcMar>
-            <w:vAlign w:val="center"/>
-          </w:tcPr>
-          <w:p>
-            <w:pPr>
-              <w:spacing w:before="0" w:after="40" w:line="252" w:lineRule="auto"/>
-              <w:jc w:val="left"/>
-            </w:pPr>
-            <w:r/>
-            <w:r>
-              <w:rPr>
-                <w:rFonts w:ascii="Calibri" w:hAnsi="Calibri"/>
-                <w:color w:val="000000"/>
-                <w:sz w:val="17"/>
-              </w:rPr>
-              <w:t>Base</w:t>
-            </w:r>
-          </w:p>
-        </w:tc>
-        <w:tc>
-          <w:tcPr>
-            <w:tcW w:type="dxa" w:w="2700"/>
-            <w:tcMar>
-              <w:top w:w="80" w:type="dxa"/>
-              <w:start w:w="120" w:type="dxa"/>
-              <w:bottom w:w="80" w:type="dxa"/>
-              <w:end w:w="120" w:type="dxa"/>
-            </w:tcMar>
-            <w:vAlign w:val="center"/>
-          </w:tcPr>
-          <w:p>
-            <w:pPr>
-              <w:spacing w:before="0" w:after="40" w:line="252" w:lineRule="auto"/>
-              <w:jc w:val="left"/>
-            </w:pPr>
-            <w:r/>
-            <w:r>
-              <w:rPr>
-                <w:rFonts w:ascii="Calibri" w:hAnsi="Calibri"/>
-                <w:color w:val="000000"/>
-                <w:sz w:val="17"/>
-              </w:rPr>
-              <w:t>[Type here.]</w:t>
-            </w:r>
-          </w:p>
-        </w:tc>
-        <w:tc>
-          <w:tcPr>
-            <w:tcW w:type="dxa" w:w="2350"/>
-            <w:tcMar>
-              <w:top w:w="80" w:type="dxa"/>
-              <w:start w:w="120" w:type="dxa"/>
-              <w:bottom w:w="80" w:type="dxa"/>
-              <w:end w:w="120" w:type="dxa"/>
-            </w:tcMar>
-            <w:vAlign w:val="center"/>
-          </w:tcPr>
-          <w:p>
-            <w:pPr>
-              <w:spacing w:before="0" w:after="40" w:line="252" w:lineRule="auto"/>
-              <w:jc w:val="left"/>
-            </w:pPr>
-            <w:r/>
-            <w:r>
-              <w:rPr>
-                <w:rFonts w:ascii="Calibri" w:hAnsi="Calibri"/>
-                <w:color w:val="000000"/>
-                <w:sz w:val="17"/>
-              </w:rPr>
-              <w:t>[Type here.]</w:t>
-            </w:r>
-          </w:p>
-        </w:tc>
-        <w:tc>
-          <w:tcPr>
-            <w:tcW w:type="dxa" w:w="1600"/>
-            <w:tcMar>
-              <w:top w:w="80" w:type="dxa"/>
-              <w:start w:w="120" w:type="dxa"/>
-              <w:bottom w:w="80" w:type="dxa"/>
-              <w:end w:w="120" w:type="dxa"/>
-            </w:tcMar>
-            <w:vAlign w:val="center"/>
-          </w:tcPr>
-          <w:p>
-            <w:pPr>
-              <w:spacing w:before="0" w:after="40" w:line="252" w:lineRule="auto"/>
-              <w:jc w:val="left"/>
-            </w:pPr>
-            <w:r/>
-            <w:r>
-              <w:rPr>
-                <w:rFonts w:ascii="Calibri" w:hAnsi="Calibri"/>
-                <w:color w:val="000000"/>
-                <w:sz w:val="17"/>
-              </w:rPr>
-              <w:t>[Type here.]</w:t>
-            </w:r>
-          </w:p>
-        </w:tc>
-        <w:tc>
-          <w:tcPr>
-            <w:tcW w:type="dxa" w:w="1260"/>
-            <w:tcMar>
-              <w:top w:w="80" w:type="dxa"/>
-              <w:start w:w="120" w:type="dxa"/>
-              <w:bottom w:w="80" w:type="dxa"/>
-              <w:end w:w="120" w:type="dxa"/>
-            </w:tcMar>
-            <w:vAlign w:val="center"/>
-          </w:tcPr>
-          <w:p>
-            <w:pPr>
-              <w:spacing w:before="0" w:after="40" w:line="252" w:lineRule="auto"/>
-              <w:jc w:val="center"/>
-            </w:pPr>
-            <w:r/>
-            <w:r>
-              <w:rPr>
-                <w:rFonts w:ascii="Calibri" w:hAnsi="Calibri"/>
-                <w:color w:val="000000"/>
-                <w:sz w:val="17"/>
-              </w:rPr>
-              <w:t>[Type here.]</w:t>
-            </w:r>
-          </w:p>
-        </w:tc>
-      </w:tr>
-      <w:tr>
-        <w:trPr>
-          <w:cantSplit/>
-        </w:trPr>
-        <w:tc>
-          <w:tcPr>
-            <w:tcW w:type="dxa" w:w="1450"/>
-            <w:shd w:fill="F7F3ED"/>
-            <w:tcMar>
-              <w:top w:w="80" w:type="dxa"/>
-              <w:start w:w="120" w:type="dxa"/>
-              <w:bottom w:w="80" w:type="dxa"/>
-              <w:end w:w="120" w:type="dxa"/>
-            </w:tcMar>
-            <w:vAlign w:val="center"/>
-          </w:tcPr>
-          <w:p>
-            <w:pPr>
-              <w:spacing w:before="0" w:after="40" w:line="252" w:lineRule="auto"/>
-              <w:jc w:val="left"/>
-            </w:pPr>
-            <w:r/>
-            <w:r>
-              <w:rPr>
-                <w:rFonts w:ascii="Calibri" w:hAnsi="Calibri"/>
-                <w:color w:val="000000"/>
-                <w:sz w:val="17"/>
-              </w:rPr>
-              <w:t>Upside</w:t>
-            </w:r>
-          </w:p>
-        </w:tc>
-        <w:tc>
-          <w:tcPr>
-            <w:tcW w:type="dxa" w:w="2700"/>
-            <w:shd w:fill="F7F3ED"/>
-            <w:tcMar>
-              <w:top w:w="80" w:type="dxa"/>
-              <w:start w:w="120" w:type="dxa"/>
-              <w:bottom w:w="80" w:type="dxa"/>
-              <w:end w:w="120" w:type="dxa"/>
-            </w:tcMar>
-            <w:vAlign w:val="center"/>
-          </w:tcPr>
-          <w:p>
-            <w:pPr>
-              <w:spacing w:before="0" w:after="40" w:line="252" w:lineRule="auto"/>
-              <w:jc w:val="left"/>
-            </w:pPr>
-            <w:r/>
-            <w:r>
-              <w:rPr>
-                <w:rFonts w:ascii="Calibri" w:hAnsi="Calibri"/>
-                <w:color w:val="000000"/>
-                <w:sz w:val="17"/>
-              </w:rPr>
-              <w:t>[Type here.]</w:t>
-            </w:r>
-          </w:p>
-        </w:tc>
-        <w:tc>
-          <w:tcPr>
-            <w:tcW w:type="dxa" w:w="2350"/>
-            <w:shd w:fill="F7F3ED"/>
-            <w:tcMar>
-              <w:top w:w="80" w:type="dxa"/>
-              <w:start w:w="120" w:type="dxa"/>
-              <w:bottom w:w="80" w:type="dxa"/>
-              <w:end w:w="120" w:type="dxa"/>
-            </w:tcMar>
-            <w:vAlign w:val="center"/>
-          </w:tcPr>
-          <w:p>
-            <w:pPr>
-              <w:spacing w:before="0" w:after="40" w:line="252" w:lineRule="auto"/>
-              <w:jc w:val="left"/>
-            </w:pPr>
-            <w:r/>
-            <w:r>
-              <w:rPr>
-                <w:rFonts w:ascii="Calibri" w:hAnsi="Calibri"/>
-                <w:color w:val="000000"/>
-                <w:sz w:val="17"/>
-              </w:rPr>
-              <w:t>[Type here.]</w:t>
-            </w:r>
-          </w:p>
-        </w:tc>
-        <w:tc>
-          <w:tcPr>
-            <w:tcW w:type="dxa" w:w="1600"/>
-            <w:shd w:fill="F7F3ED"/>
-            <w:tcMar>
-              <w:top w:w="80" w:type="dxa"/>
-              <w:start w:w="120" w:type="dxa"/>
-              <w:bottom w:w="80" w:type="dxa"/>
-              <w:end w:w="120" w:type="dxa"/>
-            </w:tcMar>
-            <w:vAlign w:val="center"/>
-          </w:tcPr>
-          <w:p>
-            <w:pPr>
-              <w:spacing w:before="0" w:after="40" w:line="252" w:lineRule="auto"/>
-              <w:jc w:val="left"/>
-            </w:pPr>
-            <w:r/>
-            <w:r>
-              <w:rPr>
-                <w:rFonts w:ascii="Calibri" w:hAnsi="Calibri"/>
-                <w:color w:val="000000"/>
-                <w:sz w:val="17"/>
-              </w:rPr>
-              <w:t>[Type here.]</w:t>
-            </w:r>
-          </w:p>
-        </w:tc>
-        <w:tc>
-          <w:tcPr>
-            <w:tcW w:type="dxa" w:w="1260"/>
-            <w:shd w:fill="F7F3ED"/>
-            <w:tcMar>
-              <w:top w:w="80" w:type="dxa"/>
-              <w:start w:w="120" w:type="dxa"/>
-              <w:bottom w:w="80" w:type="dxa"/>
-              <w:end w:w="120" w:type="dxa"/>
-            </w:tcMar>
-            <w:vAlign w:val="center"/>
-          </w:tcPr>
-          <w:p>
-            <w:pPr>
-              <w:spacing w:before="0" w:after="40" w:line="252" w:lineRule="auto"/>
-              <w:jc w:val="center"/>
-            </w:pPr>
-            <w:r/>
-            <w:r>
-              <w:rPr>
-                <w:rFonts w:ascii="Calibri" w:hAnsi="Calibri"/>
-                <w:color w:val="000000"/>
-                <w:sz w:val="17"/>
-              </w:rPr>
-              <w:t>[Type here.]</w:t>
-            </w:r>
-          </w:p>
-        </w:tc>
-      </w:tr>
-      <w:tr>
-        <w:trPr>
-          <w:cantSplit/>
-        </w:trPr>
-        <w:tc>
-          <w:tcPr>
-            <w:tcW w:type="dxa" w:w="1450"/>
-            <w:tcMar>
-              <w:top w:w="80" w:type="dxa"/>
-              <w:start w:w="120" w:type="dxa"/>
-              <w:bottom w:w="80" w:type="dxa"/>
-              <w:end w:w="120" w:type="dxa"/>
-            </w:tcMar>
-            <w:vAlign w:val="center"/>
-          </w:tcPr>
-          <w:p>
-            <w:pPr>
-              <w:spacing w:before="0" w:after="40" w:line="252" w:lineRule="auto"/>
-              <w:jc w:val="left"/>
-            </w:pPr>
-            <w:r/>
-            <w:r>
-              <w:rPr>
-                <w:rFonts w:ascii="Calibri" w:hAnsi="Calibri"/>
-                <w:color w:val="000000"/>
-                <w:sz w:val="17"/>
-              </w:rPr>
-              <w:t>Downside</w:t>
-            </w:r>
-          </w:p>
-        </w:tc>
-        <w:tc>
-          <w:tcPr>
-            <w:tcW w:type="dxa" w:w="2700"/>
-            <w:tcMar>
-              <w:top w:w="80" w:type="dxa"/>
-              <w:start w:w="120" w:type="dxa"/>
-              <w:bottom w:w="80" w:type="dxa"/>
-              <w:end w:w="120" w:type="dxa"/>
-            </w:tcMar>
-            <w:vAlign w:val="center"/>
-          </w:tcPr>
-          <w:p>
-            <w:pPr>
-              <w:spacing w:before="0" w:after="40" w:line="252" w:lineRule="auto"/>
-              <w:jc w:val="left"/>
-            </w:pPr>
-            <w:r/>
-            <w:r>
-              <w:rPr>
-                <w:rFonts w:ascii="Calibri" w:hAnsi="Calibri"/>
-                <w:color w:val="000000"/>
-                <w:sz w:val="17"/>
-              </w:rPr>
-              <w:t>[Type here.]</w:t>
-            </w:r>
-          </w:p>
-        </w:tc>
-        <w:tc>
-          <w:tcPr>
-            <w:tcW w:type="dxa" w:w="2350"/>
-            <w:tcMar>
-              <w:top w:w="80" w:type="dxa"/>
-              <w:start w:w="120" w:type="dxa"/>
-              <w:bottom w:w="80" w:type="dxa"/>
-              <w:end w:w="120" w:type="dxa"/>
-            </w:tcMar>
-            <w:vAlign w:val="center"/>
-          </w:tcPr>
-          <w:p>
-            <w:pPr>
-              <w:spacing w:before="0" w:after="40" w:line="252" w:lineRule="auto"/>
-              <w:jc w:val="left"/>
-            </w:pPr>
-            <w:r/>
-            <w:r>
-              <w:rPr>
-                <w:rFonts w:ascii="Calibri" w:hAnsi="Calibri"/>
-                <w:color w:val="000000"/>
-                <w:sz w:val="17"/>
-              </w:rPr>
-              <w:t>[Type here.]</w:t>
-            </w:r>
-          </w:p>
-        </w:tc>
-        <w:tc>
-          <w:tcPr>
-            <w:tcW w:type="dxa" w:w="1600"/>
-            <w:tcMar>
-              <w:top w:w="80" w:type="dxa"/>
-              <w:start w:w="120" w:type="dxa"/>
-              <w:bottom w:w="80" w:type="dxa"/>
-              <w:end w:w="120" w:type="dxa"/>
-            </w:tcMar>
-            <w:vAlign w:val="center"/>
-          </w:tcPr>
-          <w:p>
-            <w:pPr>
-              <w:spacing w:before="0" w:after="40" w:line="252" w:lineRule="auto"/>
-              <w:jc w:val="left"/>
-            </w:pPr>
-            <w:r/>
-            <w:r>
-              <w:rPr>
-                <w:rFonts w:ascii="Calibri" w:hAnsi="Calibri"/>
-                <w:color w:val="000000"/>
-                <w:sz w:val="17"/>
-              </w:rPr>
-              <w:t>[Type here.]</w:t>
-            </w:r>
-          </w:p>
-        </w:tc>
-        <w:tc>
-          <w:tcPr>
-            <w:tcW w:type="dxa" w:w="1260"/>
-            <w:tcMar>
-              <w:top w:w="80" w:type="dxa"/>
-              <w:start w:w="120" w:type="dxa"/>
-              <w:bottom w:w="80" w:type="dxa"/>
-              <w:end w:w="120" w:type="dxa"/>
-            </w:tcMar>
-            <w:vAlign w:val="center"/>
-          </w:tcPr>
-          <w:p>
-            <w:pPr>
-              <w:spacing w:before="0" w:after="40" w:line="252" w:lineRule="auto"/>
-              <w:jc w:val="center"/>
-            </w:pPr>
-            <w:r/>
-            <w:r>
-              <w:rPr>
-                <w:rFonts w:ascii="Calibri" w:hAnsi="Calibri"/>
-                <w:color w:val="000000"/>
-                <w:sz w:val="17"/>
-              </w:rPr>
-              <w:t>[Type here.]</w:t>
-            </w:r>
-          </w:p>
-        </w:tc>
-      </w:tr>
-    </w:tbl>
-    <w:p>
-      <w:pPr>
-        <w:spacing w:before="0" w:after="40" w:line="264" w:lineRule="auto"/>
-      </w:pPr>
-    </w:p>
-    <w:p>
-      <w:pPr>
-        <w:pStyle w:val="Heading2"/>
-      </w:pPr>
-      <w:r>
-        <w:rPr>
-          <w:rFonts w:ascii="Calibri" w:hAnsi="Calibri"/>
-          <w:color w:val="175FA9"/>
-          <w:sz w:val="26"/>
-        </w:rPr>
         <w:t>E. Skeptical-CFO judgment</w:t>
       </w:r>
     </w:p>
     <w:p>
       <w:pPr>
-        <w:spacing w:before="0" w:after="120" w:line="264" w:lineRule="auto"/>
+        <w:spacing w:after="140"/>
       </w:pPr>
       <w:r>
         <w:rPr>
-          <w:rFonts w:ascii="Calibri" w:hAnsi="Calibri"/>
+          <w:rFonts w:ascii="Aptos" w:hAnsi="Aptos"/>
           <w:b/>
-          <w:color w:val="000000"/>
-          <w:sz w:val="22"/>
+          <w:i w:val="0"/>
+          <w:color w:val="152536"/>
+          <w:sz w:val="21"/>
         </w:rPr>
-        <w:t>Strongest challenge or alternative explanation:</w:t>
+        <w:t xml:space="preserve">Strongest challenge or alternative explanation: </w:t>
       </w:r>
       <w:r>
         <w:rPr>
-          <w:rFonts w:ascii="Calibri" w:hAnsi="Calibri"/>
-          <w:color w:val="000000"/>
-          <w:sz w:val="22"/>
+          <w:rFonts w:ascii="Aptos" w:hAnsi="Aptos"/>
+          <w:b w:val="0"/>
+          <w:i/>
+          <w:color w:val="5B6472"/>
+          <w:sz w:val="21"/>
         </w:rPr>
-        <w:t xml:space="preserve"> [Type here.]</w:t>
+        <w:t>[Type here.]</w:t>
       </w:r>
     </w:p>
     <w:p>
       <w:pPr>
-        <w:spacing w:before="0" w:after="120" w:line="264" w:lineRule="auto"/>
+        <w:spacing w:after="140"/>
       </w:pPr>
       <w:r>
         <w:rPr>
-          <w:rFonts w:ascii="Calibri" w:hAnsi="Calibri"/>
+          <w:rFonts w:ascii="Aptos" w:hAnsi="Aptos"/>
           <w:b/>
-          <w:color w:val="000000"/>
-          <w:sz w:val="22"/>
+          <w:i w:val="0"/>
+          <w:color w:val="152536"/>
+          <w:sz w:val="21"/>
         </w:rPr>
-        <w:t>Evidence checked independently:</w:t>
+        <w:t xml:space="preserve">Evidence checked independently: </w:t>
       </w:r>
       <w:r>
         <w:rPr>
-          <w:rFonts w:ascii="Calibri" w:hAnsi="Calibri"/>
-          <w:color w:val="000000"/>
-          <w:sz w:val="22"/>
+          <w:rFonts w:ascii="Aptos" w:hAnsi="Aptos"/>
+          <w:b w:val="0"/>
+          <w:i/>
+          <w:color w:val="5B6472"/>
+          <w:sz w:val="21"/>
         </w:rPr>
-        <w:t xml:space="preserve"> [List evidence IDs.]</w:t>
+        <w:t>[List evidence IDs.]</w:t>
       </w:r>
     </w:p>
     <w:p>
       <w:pPr>
-        <w:spacing w:before="0" w:after="120" w:line="264" w:lineRule="auto"/>
+        <w:spacing w:after="140"/>
       </w:pPr>
       <w:r>
         <w:rPr>
-          <w:rFonts w:ascii="Calibri" w:hAnsi="Calibri"/>
+          <w:rFonts w:ascii="Aptos" w:hAnsi="Aptos"/>
           <w:b/>
-          <w:color w:val="000000"/>
-          <w:sz w:val="22"/>
+          <w:i w:val="0"/>
+          <w:color w:val="152536"/>
+          <w:sz w:val="21"/>
         </w:rPr>
-        <w:t>Judgment:</w:t>
+        <w:t xml:space="preserve">Judgment: </w:t>
       </w:r>
       <w:r>
         <w:rPr>
-          <w:rFonts w:ascii="Calibri" w:hAnsi="Calibri"/>
-          <w:color w:val="000000"/>
-          <w:sz w:val="22"/>
+          <w:rFonts w:ascii="Aptos" w:hAnsi="Aptos"/>
+          <w:b w:val="0"/>
+          <w:i/>
+          <w:color w:val="5B6472"/>
+          <w:sz w:val="21"/>
         </w:rPr>
-        <w:t xml:space="preserve"> [Accept / Modify / Reject the challenge.]</w:t>
+        <w:t>[Accept / Modify / Reject the challenge.]</w:t>
       </w:r>
     </w:p>
     <w:p>
       <w:pPr>
-        <w:spacing w:before="0" w:after="120" w:line="264" w:lineRule="auto"/>
+        <w:spacing w:after="140"/>
       </w:pPr>
       <w:r>
         <w:rPr>
-          <w:rFonts w:ascii="Calibri" w:hAnsi="Calibri"/>
+          <w:rFonts w:ascii="Aptos" w:hAnsi="Aptos"/>
           <w:b/>
-          <w:color w:val="000000"/>
-          <w:sz w:val="22"/>
+          <w:i w:val="0"/>
+          <w:color w:val="152536"/>
+          <w:sz w:val="21"/>
         </w:rPr>
-        <w:t>Why:</w:t>
+        <w:t xml:space="preserve">Why: </w:t>
       </w:r>
       <w:r>
         <w:rPr>
-          <w:rFonts w:ascii="Calibri" w:hAnsi="Calibri"/>
-          <w:color w:val="000000"/>
-          <w:sz w:val="22"/>
+          <w:rFonts w:ascii="Aptos" w:hAnsi="Aptos"/>
+          <w:b w:val="0"/>
+          <w:i/>
+          <w:color w:val="5B6472"/>
+          <w:sz w:val="21"/>
         </w:rPr>
-        <w:t xml:space="preserve"> [Type here.]</w:t>
+        <w:t>[Type here.]</w:t>
       </w:r>
     </w:p>
     <w:p>
       <w:pPr>
-        <w:spacing w:before="0" w:after="120" w:line="264" w:lineRule="auto"/>
+        <w:spacing w:after="140"/>
       </w:pPr>
       <w:r>
         <w:rPr>
-          <w:rFonts w:ascii="Calibri" w:hAnsi="Calibri"/>
+          <w:rFonts w:ascii="Aptos" w:hAnsi="Aptos"/>
           <w:b/>
-          <w:color w:val="000000"/>
-          <w:sz w:val="22"/>
+          <w:i w:val="0"/>
+          <w:color w:val="152536"/>
+          <w:sz w:val="21"/>
         </w:rPr>
-        <w:t>Revised hypothesis:</w:t>
+        <w:t xml:space="preserve">Revised hypothesis: </w:t>
       </w:r>
       <w:r>
         <w:rPr>
-          <w:rFonts w:ascii="Calibri" w:hAnsi="Calibri"/>
-          <w:color w:val="000000"/>
-          <w:sz w:val="22"/>
+          <w:rFonts w:ascii="Aptos" w:hAnsi="Aptos"/>
+          <w:b w:val="0"/>
+          <w:i/>
+          <w:color w:val="5B6472"/>
+          <w:sz w:val="21"/>
         </w:rPr>
-        <w:t xml:space="preserve"> [Type here.]</w:t>
+        <w:t>[Type here.]</w:t>
       </w:r>
     </w:p>
     <w:p>
       <w:pPr>
-        <w:pStyle w:val="Heading2"/>
-        <w:pageBreakBefore/>
+        <w:pStyle w:val="Heading1"/>
+        <w:keepNext/>
       </w:pPr>
       <w:r>
-        <w:rPr>
-          <w:rFonts w:ascii="Calibri" w:hAnsi="Calibri"/>
-          <w:color w:val="175FA9"/>
-          <w:sz w:val="26"/>
-        </w:rPr>
         <w:t>F. Final student confirmation</w:t>
       </w:r>
     </w:p>
     <w:p>
       <w:pPr>
-        <w:spacing w:before="0" w:after="120" w:line="264" w:lineRule="auto"/>
-        <w:ind w:left="360"/>
+        <w:ind w:left="317" w:hanging="317"/>
       </w:pPr>
       <w:r>
         <w:rPr>
-          <w:rFonts w:ascii="Calibri" w:hAnsi="Calibri"/>
-          <w:color w:val="000000"/>
-          <w:sz w:val="22"/>
+          <w:rFonts w:ascii="Aptos" w:hAnsi="Aptos"/>
+          <w:b w:val="0"/>
+          <w:i w:val="0"/>
+          <w:color w:val="1A1F2C"/>
+          <w:sz w:val="21"/>
         </w:rPr>
         <w:t>☐ I can identify the source, date, definition, period, and limitation for every material fact used.</w:t>
       </w:r>
     </w:p>
     <w:p>
       <w:pPr>
-        <w:spacing w:before="0" w:after="120" w:line="264" w:lineRule="auto"/>
-        <w:ind w:left="360"/>
+        <w:ind w:left="317" w:hanging="317"/>
       </w:pPr>
       <w:r>
         <w:rPr>
-          <w:rFonts w:ascii="Calibri" w:hAnsi="Calibri"/>
-          <w:color w:val="000000"/>
-          <w:sz w:val="22"/>
+          <w:rFonts w:ascii="Aptos" w:hAnsi="Aptos"/>
+          <w:b w:val="0"/>
+          <w:i w:val="0"/>
+          <w:color w:val="1A1F2C"/>
+          <w:sz w:val="21"/>
         </w:rPr>
         <w:t>☐ I did not upload a workbook, raw FactSet export, FactSet screenshot, personal information, instructor-only material, or nonpublic company information to a public AI tool.</w:t>
       </w:r>
     </w:p>
     <w:p>
       <w:pPr>
-        <w:spacing w:before="0" w:after="120" w:line="264" w:lineRule="auto"/>
-        <w:ind w:left="360"/>
+        <w:ind w:left="317" w:hanging="317"/>
       </w:pPr>
       <w:r>
         <w:rPr>
-          <w:rFonts w:ascii="Calibri" w:hAnsi="Calibri"/>
-          <w:color w:val="000000"/>
-          <w:sz w:val="22"/>
+          <w:rFonts w:ascii="Aptos" w:hAnsi="Aptos"/>
+          <w:b w:val="0"/>
+          <w:i w:val="0"/>
+          <w:color w:val="1A1F2C"/>
+          <w:sz w:val="21"/>
         </w:rPr>
         <w:t>☐ AI output, if used, challenged my reasoning but did not become a financial source.</w:t>
       </w:r>
     </w:p>
     <w:p>
       <w:pPr>
-        <w:spacing w:before="0" w:after="120" w:line="264" w:lineRule="auto"/>
-        <w:ind w:left="360"/>
+        <w:ind w:left="317" w:hanging="317"/>
       </w:pPr>
       <w:r>
         <w:rPr>
-          <w:rFonts w:ascii="Calibri" w:hAnsi="Calibri"/>
-          <w:color w:val="000000"/>
-          <w:sz w:val="22"/>
+          <w:rFonts w:ascii="Aptos" w:hAnsi="Aptos"/>
+          <w:b w:val="0"/>
+          <w:i w:val="0"/>
+          <w:color w:val="1A1F2C"/>
+          <w:sz w:val="21"/>
         </w:rPr>
-        <w:t>☐ I—not AI—made the final hypothesis and accept/modify/reject judgment.</w:t>
+        <w:t>☐ I, not AI, made the final hypothesis and accept, modify, or reject judgment.</w:t>
       </w:r>
     </w:p>
     <w:sectPr>
       <w:headerReference w:type="default" r:id="rId9"/>
       <w:footerReference w:type="default" r:id="rId10"/>
       <w:pgSz w:w="12240" w:h="15840"/>
-      <w:pgMar w:top="1440" w:right="1440" w:bottom="1440" w:left="1440" w:header="708" w:footer="708" w:gutter="0"/>
+      <w:pgMar w:top="1123" w:right="1440" w:bottom="1037" w:left="1440" w:header="504" w:footer="504" w:gutter="0"/>
       <w:cols w:space="720"/>
       <w:docGrid w:linePitch="360"/>
     </w:sectPr>
@@ -2520,13 +2494,16 @@
     </w:pPr>
     <w:r>
       <w:rPr>
-        <w:rFonts w:ascii="Calibri" w:hAnsi="Calibri"/>
-        <w:color w:val="5E6B75"/>
-        <w:sz w:val="18"/>
-      </w:rPr>
-      <w:t xml:space="preserve">Page </w:t>
+        <w:rFonts w:ascii="Aptos" w:hAnsi="Aptos"/>
+        <w:b w:val="0"/>
+        <w:i w:val="0"/>
+        <w:color w:val="5B6472"/>
+        <w:sz w:val="17"/>
+      </w:rPr>
       <w:fldChar w:fldCharType="begin"/>
       <w:instrText xml:space="preserve"> PAGE </w:instrText>
+      <w:fldChar w:fldCharType="separate"/>
+      <w:t>1</w:t>
       <w:fldChar w:fldCharType="end"/>
     </w:r>
   </w:p>
@@ -2538,15 +2515,15 @@
   <w:p>
     <w:pPr>
       <w:pStyle w:val="Header"/>
-      <w:spacing w:after="0"/>
       <w:jc w:val="left"/>
     </w:pPr>
     <w:r>
       <w:rPr>
-        <w:rFonts w:ascii="Calibri" w:hAnsi="Calibri"/>
-        <w:b/>
-        <w:color w:val="5E6B75"/>
-        <w:sz w:val="18"/>
+        <w:rFonts w:ascii="Aptos" w:hAnsi="Aptos"/>
+        <w:b/>
+        <w:i w:val="0"/>
+        <w:color w:val="5B6472"/>
+        <w:sz w:val="17"/>
       </w:rPr>
       <w:t>BUS311 Corporate Finance  |  Individual Company Capstone</w:t>
     </w:r>
@@ -2918,11 +2895,11 @@
     <w:qFormat/>
     <w:rsid w:val="00FC693F"/>
     <w:pPr>
-      <w:spacing w:after="120" w:line="264" w:lineRule="auto"/>
+      <w:spacing w:after="100" w:line="259" w:lineRule="auto"/>
     </w:pPr>
     <w:rPr>
-      <w:rFonts w:ascii="Calibri" w:hAnsi="Calibri"/>
-      <w:sz w:val="22"/>
+      <w:rFonts w:ascii="Aptos" w:hAnsi="Aptos"/>
+      <w:sz w:val="21"/>
     </w:rPr>
   </w:style>
   <w:style w:type="paragraph" w:styleId="Header">
@@ -2980,14 +2957,14 @@
     <w:pPr>
       <w:keepNext/>
       <w:keepLines/>
-      <w:spacing w:before="320" w:after="160"/>
+      <w:spacing w:before="260" w:after="120"/>
       <w:outlineLvl w:val="0"/>
     </w:pPr>
     <w:rPr>
-      <w:rFonts w:asciiTheme="majorHAnsi" w:eastAsiaTheme="majorEastAsia" w:hAnsiTheme="majorHAnsi" w:cstheme="majorBidi" w:ascii="Calibri" w:hAnsi="Calibri"/>
+      <w:rFonts w:asciiTheme="majorHAnsi" w:eastAsiaTheme="majorEastAsia" w:hAnsiTheme="majorHAnsi" w:cstheme="majorBidi" w:ascii="Aptos Display" w:hAnsi="Aptos Display"/>
       <w:b/>
       <w:bCs/>
-      <w:color w:val="175FA9"/>
+      <w:color w:val="152536"/>
       <w:sz w:val="32"/>
       <w:szCs w:val="28"/>
     </w:rPr>
@@ -3004,14 +2981,14 @@
     <w:pPr>
       <w:keepNext/>
       <w:keepLines/>
-      <w:spacing w:before="240" w:after="120"/>
+      <w:spacing w:before="200" w:after="100"/>
       <w:outlineLvl w:val="1"/>
     </w:pPr>
     <w:rPr>
-      <w:rFonts w:asciiTheme="majorHAnsi" w:eastAsiaTheme="majorEastAsia" w:hAnsiTheme="majorHAnsi" w:cstheme="majorBidi" w:ascii="Calibri" w:hAnsi="Calibri"/>
+      <w:rFonts w:asciiTheme="majorHAnsi" w:eastAsiaTheme="majorEastAsia" w:hAnsiTheme="majorHAnsi" w:cstheme="majorBidi" w:ascii="Aptos Display" w:hAnsi="Aptos Display"/>
       <w:b/>
       <w:bCs/>
-      <w:color w:val="175FA9"/>
+      <w:color w:val="355773"/>
       <w:sz w:val="26"/>
       <w:szCs w:val="26"/>
     </w:rPr>
@@ -3032,11 +3009,11 @@
       <w:outlineLvl w:val="2"/>
     </w:pPr>
     <w:rPr>
-      <w:rFonts w:asciiTheme="majorHAnsi" w:eastAsiaTheme="majorEastAsia" w:hAnsiTheme="majorHAnsi" w:cstheme="majorBidi" w:ascii="Calibri" w:hAnsi="Calibri"/>
+      <w:rFonts w:asciiTheme="majorHAnsi" w:eastAsiaTheme="majorEastAsia" w:hAnsiTheme="majorHAnsi" w:cstheme="majorBidi" w:ascii="Aptos Display" w:hAnsi="Aptos Display"/>
       <w:b/>
       <w:bCs/>
-      <w:color w:val="0A2540"/>
-      <w:sz w:val="24"/>
+      <w:color w:val="152536"/>
+      <w:sz w:val="23"/>
     </w:rPr>
   </w:style>
   <w:style w:type="paragraph" w:styleId="Heading4">
@@ -3452,13 +3429,13 @@
       <w:numPr>
         <w:numId w:val="1"/>
       </w:numPr>
-      <w:spacing w:after="160" w:line="280" w:lineRule="auto"/>
-      <w:ind w:left="720" w:hanging="360"/>
+      <w:spacing w:after="100"/>
+      <w:ind w:left="547" w:hanging="288"/>
       <w:contextualSpacing/>
     </w:pPr>
     <w:rPr>
-      <w:rFonts w:ascii="Calibri" w:hAnsi="Calibri"/>
-      <w:sz w:val="22"/>
+      <w:rFonts w:ascii="Aptos" w:hAnsi="Aptos"/>
+      <w:sz w:val="21"/>
     </w:rPr>
   </w:style>
   <w:style w:type="paragraph" w:styleId="ListBullet2">
@@ -3497,13 +3474,13 @@
       <w:numPr>
         <w:numId w:val="5"/>
       </w:numPr>
-      <w:spacing w:after="160" w:line="280" w:lineRule="auto"/>
-      <w:ind w:left="720" w:hanging="360"/>
+      <w:spacing w:after="100"/>
+      <w:ind w:left="547" w:hanging="288"/>
       <w:contextualSpacing/>
     </w:pPr>
     <w:rPr>
-      <w:rFonts w:ascii="Calibri" w:hAnsi="Calibri"/>
-      <w:sz w:val="22"/>
+      <w:rFonts w:ascii="Aptos" w:hAnsi="Aptos"/>
+      <w:sz w:val="21"/>
     </w:rPr>
   </w:style>
   <w:style w:type="paragraph" w:styleId="ListNumber2">
